--- a/cd/doc/userGuide/Publikacja_iKalendarze.docx
+++ b/cd/doc/userGuide/Publikacja_iKalendarze.docx
@@ -2052,7 +2052,13 @@
               <w:spacing w:line="276" w:lineRule="auto"/>
             </w:pPr>
             <w:r>
-              <w:t>Ten dokument opisuje zagadnienia związane z publikacją rozkładów za pomocą kalendarzy elektronicznych. Główny dokument znajduje się tutaj:</w:t>
+              <w:t>Ten dokument opisuje publikacj</w:t>
+            </w:r>
+            <w:r>
+              <w:t>e</w:t>
+            </w:r>
+            <w:r>
+              <w:t xml:space="preserve"> rozkładów za pomocą kalendarzy elektronicznych. Główny dokument znajduje się tutaj:</w:t>
             </w:r>
           </w:p>
           <w:p>
@@ -2641,7 +2647,7 @@
         <w:spacing w:line="276" w:lineRule="auto"/>
       </w:pPr>
       <w:r>
-        <w:t xml:space="preserve">Oprogramowanie Plansoft.org generuje jeden skonsolidowany kalendarz elektroniczny dla studenta, zawierający zarówno zajęcia prowadzone w ramach całego rocznika, jak również zajęcia ćwiczeniowe oraz zajęcia w podgrupach (fakultety, laboratoria, </w:t>
+        <w:t xml:space="preserve">Plansoft.org generuje jeden skonsolidowany kalendarz elektroniczny dla studenta, zawierający zarówno zajęcia prowadzone w ramach całego rocznika, jak również zajęcia ćwiczeniowe oraz zajęcia w podgrupach (fakultety, laboratoria, </w:t>
       </w:r>
       <w:proofErr w:type="spellStart"/>
       <w:r>
@@ -2657,11 +2663,11 @@
       </w:r>
       <w:proofErr w:type="spellEnd"/>
       <w:r>
-        <w:t xml:space="preserve">). Student nie </w:t>
+        <w:t xml:space="preserve">). Student nie musi już </w:t>
       </w:r>
       <w:r>
         <w:lastRenderedPageBreak/>
-        <w:t>musi już pobierać kilku kalendarzy i nakładać ich na siebie. Zamiast tego wystarczy pobrać jeden (skonsolidowany) kalendarz elektroniczny.</w:t>
+        <w:t>pobierać kilku kalendarzy i nakładać ich na siebie. Zamiast tego wystarczy pobrać jeden (skonsolidowany) kalendarz elektroniczny.</w:t>
       </w:r>
     </w:p>
     <w:p>
@@ -4001,6 +4007,33 @@
         </w:rPr>
         <w:t>.</w:t>
       </w:r>
+      <w:r>
+        <w:rPr>
+          <w:rFonts w:ascii="Times New Roman" w:eastAsia="Batang" w:hAnsi="Times New Roman"/>
+          <w:sz w:val="24"/>
+          <w:szCs w:val="24"/>
+          <w:lang w:eastAsia="ko-KR"/>
+        </w:rPr>
+        <w:t xml:space="preserve"> </w:t>
+      </w:r>
+      <w:r>
+        <w:rPr>
+          <w:rFonts w:ascii="Times New Roman" w:eastAsia="Batang" w:hAnsi="Times New Roman"/>
+          <w:sz w:val="24"/>
+          <w:szCs w:val="24"/>
+          <w:lang w:eastAsia="ko-KR"/>
+        </w:rPr>
+        <w:t>Jest to metoda darmowa</w:t>
+      </w:r>
+      <w:r>
+        <w:rPr>
+          <w:rFonts w:ascii="Times New Roman" w:eastAsia="Batang" w:hAnsi="Times New Roman"/>
+          <w:sz w:val="24"/>
+          <w:szCs w:val="24"/>
+          <w:lang w:eastAsia="ko-KR"/>
+        </w:rPr>
+        <w:t>.</w:t>
+      </w:r>
     </w:p>
     <w:p>
       <w:pPr>
@@ -5187,8 +5220,9 @@
           <w:szCs w:val="24"/>
           <w:lang w:eastAsia="ko-KR"/>
         </w:rPr>
-        <w:t>Zainstaluj oprogramowanie Java na komputerze w wersji min 1.7</w:t>
-      </w:r>
+        <w:t xml:space="preserve">Zainstaluj oprogramowanie </w:t>
+      </w:r>
+      <w:proofErr w:type="spellStart"/>
       <w:r>
         <w:rPr>
           <w:rFonts w:ascii="Times New Roman" w:eastAsia="Times New Roman" w:hAnsi="Times New Roman"/>
@@ -5196,6 +5230,135 @@
           <w:szCs w:val="24"/>
           <w:lang w:eastAsia="ko-KR"/>
         </w:rPr>
+        <w:t>winscp</w:t>
+      </w:r>
+      <w:proofErr w:type="spellEnd"/>
+      <w:r>
+        <w:rPr>
+          <w:rFonts w:ascii="Times New Roman" w:eastAsia="Times New Roman" w:hAnsi="Times New Roman"/>
+          <w:sz w:val="24"/>
+          <w:szCs w:val="24"/>
+          <w:lang w:eastAsia="ko-KR"/>
+        </w:rPr>
+        <w:t xml:space="preserve">; </w:t>
+      </w:r>
+      <w:proofErr w:type="spellStart"/>
+      <w:r>
+        <w:rPr>
+          <w:rFonts w:ascii="Times New Roman" w:eastAsia="Times New Roman" w:hAnsi="Times New Roman"/>
+          <w:sz w:val="24"/>
+          <w:szCs w:val="24"/>
+          <w:lang w:eastAsia="ko-KR"/>
+        </w:rPr>
+        <w:t>wyłacz</w:t>
+      </w:r>
+      <w:proofErr w:type="spellEnd"/>
+      <w:r>
+        <w:rPr>
+          <w:rFonts w:ascii="Times New Roman" w:eastAsia="Times New Roman" w:hAnsi="Times New Roman"/>
+          <w:sz w:val="24"/>
+          <w:szCs w:val="24"/>
+          <w:lang w:eastAsia="ko-KR"/>
+        </w:rPr>
+        <w:t xml:space="preserve"> automatyczne aktualizacje, ponieważ zatrzymuję one funkcjonowanie s</w:t>
+      </w:r>
+      <w:bookmarkStart w:id="33" w:name="_GoBack"/>
+      <w:bookmarkEnd w:id="33"/>
+      <w:r>
+        <w:rPr>
+          <w:rFonts w:ascii="Times New Roman" w:eastAsia="Times New Roman" w:hAnsi="Times New Roman"/>
+          <w:sz w:val="24"/>
+          <w:szCs w:val="24"/>
+          <w:lang w:eastAsia="ko-KR"/>
+        </w:rPr>
+        <w:t>kryptów wsadowych</w:t>
+      </w:r>
+    </w:p>
+    <w:p>
+      <w:pPr>
+        <w:jc w:val="center"/>
+        <w:rPr>
+          <w:rFonts w:eastAsia="Times New Roman"/>
+        </w:rPr>
+      </w:pPr>
+      <w:r>
+        <w:rPr>
+          <w:rFonts w:eastAsia="Times New Roman"/>
+        </w:rPr>
+        <w:drawing>
+          <wp:inline distT="0" distB="0" distL="0" distR="0" wp14:anchorId="0E629AC0" wp14:editId="794B710A">
+            <wp:extent cx="3595167" cy="3102228"/>
+            <wp:effectExtent l="0" t="0" r="0" b="0"/>
+            <wp:docPr id="5" name="Obraz 5"/>
+            <wp:cNvGraphicFramePr>
+              <a:graphicFrameLocks xmlns:a="http://schemas.openxmlformats.org/drawingml/2006/main" noChangeAspect="1"/>
+            </wp:cNvGraphicFramePr>
+            <a:graphic xmlns:a="http://schemas.openxmlformats.org/drawingml/2006/main">
+              <a:graphicData uri="http://schemas.openxmlformats.org/drawingml/2006/picture">
+                <pic:pic xmlns:pic="http://schemas.openxmlformats.org/drawingml/2006/picture">
+                  <pic:nvPicPr>
+                    <pic:cNvPr id="0" name=""/>
+                    <pic:cNvPicPr/>
+                  </pic:nvPicPr>
+                  <pic:blipFill>
+                    <a:blip r:embed="rId38"/>
+                    <a:stretch>
+                      <a:fillRect/>
+                    </a:stretch>
+                  </pic:blipFill>
+                  <pic:spPr>
+                    <a:xfrm>
+                      <a:off x="0" y="0"/>
+                      <a:ext cx="3596645" cy="3103504"/>
+                    </a:xfrm>
+                    <a:prstGeom prst="rect">
+                      <a:avLst/>
+                    </a:prstGeom>
+                  </pic:spPr>
+                </pic:pic>
+              </a:graphicData>
+            </a:graphic>
+          </wp:inline>
+        </w:drawing>
+      </w:r>
+    </w:p>
+    <w:p>
+      <w:pPr>
+        <w:rPr>
+          <w:rFonts w:eastAsia="Times New Roman"/>
+        </w:rPr>
+      </w:pPr>
+    </w:p>
+    <w:p>
+      <w:pPr>
+        <w:pStyle w:val="Akapitzlist"/>
+        <w:numPr>
+          <w:ilvl w:val="0"/>
+          <w:numId w:val="88"/>
+        </w:numPr>
+        <w:rPr>
+          <w:rFonts w:ascii="Times New Roman" w:eastAsia="Times New Roman" w:hAnsi="Times New Roman"/>
+          <w:sz w:val="24"/>
+          <w:szCs w:val="24"/>
+          <w:lang w:eastAsia="ko-KR"/>
+        </w:rPr>
+      </w:pPr>
+      <w:r>
+        <w:rPr>
+          <w:rFonts w:ascii="Times New Roman" w:eastAsia="Times New Roman" w:hAnsi="Times New Roman"/>
+          <w:sz w:val="24"/>
+          <w:szCs w:val="24"/>
+          <w:lang w:eastAsia="ko-KR"/>
+        </w:rPr>
+        <w:t>Zainstaluj oprogramowanie Java na komputerze w wersji min 1.7</w:t>
+      </w:r>
+      <w:r>
+        <w:rPr>
+          <w:rFonts w:ascii="Times New Roman" w:eastAsia="Times New Roman" w:hAnsi="Times New Roman"/>
+          <w:sz w:val="24"/>
+          <w:szCs w:val="24"/>
+          <w:lang w:eastAsia="ko-KR"/>
+        </w:rPr>
         <w:t>. Możesz zainstalować Java Azul (jest to darmowa wersja oprogramowania java), za pomocą tego linku</w:t>
       </w:r>
     </w:p>
@@ -5206,7 +5369,7 @@
           <w:sz w:val="18"/>
         </w:rPr>
       </w:pPr>
-      <w:hyperlink r:id="rId38" w:history="1">
+      <w:hyperlink r:id="rId39" w:history="1">
         <w:r>
           <w:rPr>
             <w:rStyle w:val="Hipercze"/>
@@ -5225,6 +5388,7 @@
           <w:noProof/>
           <w:lang w:eastAsia="pl-PL"/>
         </w:rPr>
+        <w:lastRenderedPageBreak/>
         <w:drawing>
           <wp:inline distT="0" distB="0" distL="0" distR="0" wp14:anchorId="47FC9637" wp14:editId="401B92D3">
             <wp:extent cx="4947925" cy="2154657"/>
@@ -5241,7 +5405,7 @@
                     <pic:cNvPicPr/>
                   </pic:nvPicPr>
                   <pic:blipFill>
-                    <a:blip r:embed="rId39"/>
+                    <a:blip r:embed="rId40"/>
                     <a:stretch>
                       <a:fillRect/>
                     </a:stretch>
@@ -5406,7 +5570,7 @@
                     <pic:cNvPicPr/>
                   </pic:nvPicPr>
                   <pic:blipFill>
-                    <a:blip r:embed="rId40"/>
+                    <a:blip r:embed="rId41"/>
                     <a:stretch>
                       <a:fillRect/>
                     </a:stretch>
@@ -5572,7 +5736,7 @@
         </w:rPr>
         <w:t>Zaloguj się do konsoli Google (</w:t>
       </w:r>
-      <w:hyperlink r:id="rId41" w:history="1">
+      <w:hyperlink r:id="rId42" w:history="1">
         <w:r>
           <w:rPr>
             <w:rFonts w:ascii="Times New Roman" w:eastAsia="Times New Roman" w:hAnsi="Times New Roman"/>
@@ -5635,69 +5799,12 @@
           <w:noProof/>
           <w:lang w:eastAsia="pl-PL"/>
         </w:rPr>
+        <w:lastRenderedPageBreak/>
         <w:drawing>
           <wp:inline distT="0" distB="0" distL="0" distR="0" wp14:anchorId="73ECB0AA" wp14:editId="5A425641">
             <wp:extent cx="5972810" cy="1486535"/>
             <wp:effectExtent l="0" t="0" r="8890" b="0"/>
             <wp:docPr id="937" name="Obraz 937"/>
-            <wp:cNvGraphicFramePr>
-              <a:graphicFrameLocks xmlns:a="http://schemas.openxmlformats.org/drawingml/2006/main" noChangeAspect="1"/>
-            </wp:cNvGraphicFramePr>
-            <a:graphic xmlns:a="http://schemas.openxmlformats.org/drawingml/2006/main">
-              <a:graphicData uri="http://schemas.openxmlformats.org/drawingml/2006/picture">
-                <pic:pic xmlns:pic="http://schemas.openxmlformats.org/drawingml/2006/picture">
-                  <pic:nvPicPr>
-                    <pic:cNvPr id="0" name=""/>
-                    <pic:cNvPicPr/>
-                  </pic:nvPicPr>
-                  <pic:blipFill>
-                    <a:blip r:embed="rId42"/>
-                    <a:stretch>
-                      <a:fillRect/>
-                    </a:stretch>
-                  </pic:blipFill>
-                  <pic:spPr>
-                    <a:xfrm>
-                      <a:off x="0" y="0"/>
-                      <a:ext cx="5972810" cy="1486535"/>
-                    </a:xfrm>
-                    <a:prstGeom prst="rect">
-                      <a:avLst/>
-                    </a:prstGeom>
-                  </pic:spPr>
-                </pic:pic>
-              </a:graphicData>
-            </a:graphic>
-          </wp:inline>
-        </w:drawing>
-      </w:r>
-    </w:p>
-    <w:p>
-      <w:pPr>
-        <w:pStyle w:val="Akapitzlist"/>
-        <w:rPr>
-          <w:rFonts w:ascii="Times New Roman" w:eastAsia="Times New Roman" w:hAnsi="Times New Roman"/>
-          <w:sz w:val="24"/>
-          <w:szCs w:val="24"/>
-          <w:lang w:eastAsia="ko-KR"/>
-        </w:rPr>
-      </w:pPr>
-    </w:p>
-    <w:p>
-      <w:pPr>
-        <w:spacing w:line="276" w:lineRule="auto"/>
-        <w:ind w:left="708"/>
-      </w:pPr>
-      <w:r>
-        <w:rPr>
-          <w:noProof/>
-          <w:lang w:eastAsia="pl-PL"/>
-        </w:rPr>
-        <w:drawing>
-          <wp:inline distT="0" distB="0" distL="0" distR="0" wp14:anchorId="3DF3D60D" wp14:editId="4E6793C7">
-            <wp:extent cx="5972810" cy="1819910"/>
-            <wp:effectExtent l="0" t="0" r="8890" b="8890"/>
-            <wp:docPr id="938" name="Obraz 938"/>
             <wp:cNvGraphicFramePr>
               <a:graphicFrameLocks xmlns:a="http://schemas.openxmlformats.org/drawingml/2006/main" noChangeAspect="1"/>
             </wp:cNvGraphicFramePr>
@@ -5717,7 +5824,7 @@
                   <pic:spPr>
                     <a:xfrm>
                       <a:off x="0" y="0"/>
-                      <a:ext cx="5972810" cy="1819910"/>
+                      <a:ext cx="5972810" cy="1486535"/>
                     </a:xfrm>
                     <a:prstGeom prst="rect">
                       <a:avLst/>
@@ -5732,17 +5839,6 @@
     </w:p>
     <w:p>
       <w:pPr>
-        <w:spacing w:line="276" w:lineRule="auto"/>
-        <w:ind w:left="708"/>
-      </w:pPr>
-    </w:p>
-    <w:p>
-      <w:pPr>
-        <w:spacing w:line="276" w:lineRule="auto"/>
-      </w:pPr>
-    </w:p>
-    <w:p>
-      <w:pPr>
         <w:pStyle w:val="Akapitzlist"/>
         <w:rPr>
           <w:rFonts w:ascii="Times New Roman" w:eastAsia="Times New Roman" w:hAnsi="Times New Roman"/>
@@ -5751,55 +5847,22 @@
           <w:lang w:eastAsia="ko-KR"/>
         </w:rPr>
       </w:pPr>
-      <w:r>
-        <w:rPr>
-          <w:rFonts w:ascii="Times New Roman" w:eastAsia="Times New Roman" w:hAnsi="Times New Roman"/>
-          <w:sz w:val="24"/>
-          <w:szCs w:val="24"/>
-          <w:lang w:eastAsia="ko-KR"/>
-        </w:rPr>
-        <w:t>Pobierz plik</w:t>
-      </w:r>
-      <w:r>
-        <w:rPr>
-          <w:rFonts w:ascii="Times New Roman" w:eastAsia="Times New Roman" w:hAnsi="Times New Roman"/>
-          <w:b/>
-          <w:sz w:val="24"/>
-          <w:szCs w:val="24"/>
-          <w:lang w:eastAsia="ko-KR"/>
-        </w:rPr>
-        <w:t>.json</w:t>
-      </w:r>
-      <w:r>
-        <w:rPr>
-          <w:rFonts w:ascii="Times New Roman" w:eastAsia="Times New Roman" w:hAnsi="Times New Roman"/>
-          <w:sz w:val="24"/>
-          <w:szCs w:val="24"/>
-          <w:lang w:eastAsia="ko-KR"/>
-        </w:rPr>
-        <w:t xml:space="preserve"> z połączeniem. Nie udostępniaj nikomu tego pliku.</w:t>
-      </w:r>
-    </w:p>
-    <w:p>
-      <w:pPr>
-        <w:pStyle w:val="Akapitzlist"/>
-        <w:rPr>
-          <w:rFonts w:ascii="Times New Roman" w:hAnsi="Times New Roman"/>
-          <w:lang w:eastAsia="ko-KR"/>
-        </w:rPr>
-      </w:pPr>
-      <w:r>
-        <w:rPr>
-          <w:rFonts w:ascii="Times New Roman" w:hAnsi="Times New Roman"/>
+    </w:p>
+    <w:p>
+      <w:pPr>
+        <w:spacing w:line="276" w:lineRule="auto"/>
+        <w:ind w:left="708"/>
+      </w:pPr>
+      <w:r>
+        <w:rPr>
           <w:noProof/>
           <w:lang w:eastAsia="pl-PL"/>
         </w:rPr>
-        <w:lastRenderedPageBreak/>
         <w:drawing>
-          <wp:inline distT="0" distB="0" distL="0" distR="0" wp14:anchorId="769D1813" wp14:editId="03B1887E">
-            <wp:extent cx="5972810" cy="2496820"/>
-            <wp:effectExtent l="0" t="0" r="8890" b="0"/>
-            <wp:docPr id="939" name="Obraz 939"/>
+          <wp:inline distT="0" distB="0" distL="0" distR="0" wp14:anchorId="3DF3D60D" wp14:editId="4E6793C7">
+            <wp:extent cx="5972810" cy="1819910"/>
+            <wp:effectExtent l="0" t="0" r="8890" b="8890"/>
+            <wp:docPr id="938" name="Obraz 938"/>
             <wp:cNvGraphicFramePr>
               <a:graphicFrameLocks xmlns:a="http://schemas.openxmlformats.org/drawingml/2006/main" noChangeAspect="1"/>
             </wp:cNvGraphicFramePr>
@@ -5819,6 +5882,111 @@
                   <pic:spPr>
                     <a:xfrm>
                       <a:off x="0" y="0"/>
+                      <a:ext cx="5972810" cy="1819910"/>
+                    </a:xfrm>
+                    <a:prstGeom prst="rect">
+                      <a:avLst/>
+                    </a:prstGeom>
+                  </pic:spPr>
+                </pic:pic>
+              </a:graphicData>
+            </a:graphic>
+          </wp:inline>
+        </w:drawing>
+      </w:r>
+    </w:p>
+    <w:p>
+      <w:pPr>
+        <w:spacing w:line="276" w:lineRule="auto"/>
+        <w:ind w:left="708"/>
+      </w:pPr>
+    </w:p>
+    <w:p>
+      <w:pPr>
+        <w:spacing w:line="276" w:lineRule="auto"/>
+      </w:pPr>
+      <w:r>
+        <w:tab/>
+        <w:t>Upewnij się, że projekt został aktywowany (nie jest w trybie developerskim)</w:t>
+      </w:r>
+    </w:p>
+    <w:p>
+      <w:pPr>
+        <w:pStyle w:val="Akapitzlist"/>
+        <w:rPr>
+          <w:rFonts w:ascii="Times New Roman" w:eastAsia="Times New Roman" w:hAnsi="Times New Roman"/>
+          <w:sz w:val="24"/>
+          <w:szCs w:val="24"/>
+          <w:lang w:eastAsia="ko-KR"/>
+        </w:rPr>
+      </w:pPr>
+      <w:r>
+        <w:rPr>
+          <w:rFonts w:ascii="Times New Roman" w:eastAsia="Times New Roman" w:hAnsi="Times New Roman"/>
+          <w:sz w:val="24"/>
+          <w:szCs w:val="24"/>
+          <w:lang w:eastAsia="ko-KR"/>
+        </w:rPr>
+        <w:t>Pobierz plik</w:t>
+      </w:r>
+      <w:r>
+        <w:rPr>
+          <w:rFonts w:ascii="Times New Roman" w:eastAsia="Times New Roman" w:hAnsi="Times New Roman"/>
+          <w:b/>
+          <w:sz w:val="24"/>
+          <w:szCs w:val="24"/>
+          <w:lang w:eastAsia="ko-KR"/>
+        </w:rPr>
+        <w:t>.json</w:t>
+      </w:r>
+      <w:r>
+        <w:rPr>
+          <w:rFonts w:ascii="Times New Roman" w:eastAsia="Times New Roman" w:hAnsi="Times New Roman"/>
+          <w:sz w:val="24"/>
+          <w:szCs w:val="24"/>
+          <w:lang w:eastAsia="ko-KR"/>
+        </w:rPr>
+        <w:t xml:space="preserve"> z połączeniem. Nie udostępniaj nikomu tego pliku.</w:t>
+      </w:r>
+    </w:p>
+    <w:p>
+      <w:pPr>
+        <w:pStyle w:val="Akapitzlist"/>
+        <w:rPr>
+          <w:rFonts w:ascii="Times New Roman" w:hAnsi="Times New Roman"/>
+          <w:lang w:eastAsia="ko-KR"/>
+        </w:rPr>
+      </w:pPr>
+      <w:r>
+        <w:rPr>
+          <w:rFonts w:ascii="Times New Roman" w:hAnsi="Times New Roman"/>
+          <w:noProof/>
+          <w:lang w:eastAsia="pl-PL"/>
+        </w:rPr>
+        <w:drawing>
+          <wp:inline distT="0" distB="0" distL="0" distR="0" wp14:anchorId="769D1813" wp14:editId="03B1887E">
+            <wp:extent cx="5972810" cy="2496820"/>
+            <wp:effectExtent l="0" t="0" r="8890" b="0"/>
+            <wp:docPr id="939" name="Obraz 939"/>
+            <wp:cNvGraphicFramePr>
+              <a:graphicFrameLocks xmlns:a="http://schemas.openxmlformats.org/drawingml/2006/main" noChangeAspect="1"/>
+            </wp:cNvGraphicFramePr>
+            <a:graphic xmlns:a="http://schemas.openxmlformats.org/drawingml/2006/main">
+              <a:graphicData uri="http://schemas.openxmlformats.org/drawingml/2006/picture">
+                <pic:pic xmlns:pic="http://schemas.openxmlformats.org/drawingml/2006/picture">
+                  <pic:nvPicPr>
+                    <pic:cNvPr id="0" name=""/>
+                    <pic:cNvPicPr/>
+                  </pic:nvPicPr>
+                  <pic:blipFill>
+                    <a:blip r:embed="rId45"/>
+                    <a:stretch>
+                      <a:fillRect/>
+                    </a:stretch>
+                  </pic:blipFill>
+                  <pic:spPr>
+                    <a:xfrm>
+                      <a:off x="0" y="0"/>
                       <a:ext cx="5972810" cy="2496820"/>
                     </a:xfrm>
                     <a:prstGeom prst="rect">
@@ -5876,6 +6044,7 @@
           <w:noProof/>
           <w:lang w:eastAsia="pl-PL"/>
         </w:rPr>
+        <w:lastRenderedPageBreak/>
         <w:drawing>
           <wp:inline distT="0" distB="0" distL="0" distR="0" wp14:anchorId="4CCDF95A" wp14:editId="14E3D8A6">
             <wp:extent cx="5676900" cy="861060"/>
@@ -5892,7 +6061,7 @@
                     <pic:cNvPicPr/>
                   </pic:nvPicPr>
                   <pic:blipFill>
-                    <a:blip r:embed="rId45"/>
+                    <a:blip r:embed="rId46"/>
                     <a:stretch>
                       <a:fillRect/>
                     </a:stretch>
@@ -6338,7 +6507,6 @@
                 <w:rFonts w:ascii="Times New Roman" w:hAnsi="Times New Roman"/>
                 <w:lang w:val="en-GB" w:eastAsia="ko-KR"/>
               </w:rPr>
-              <w:lastRenderedPageBreak/>
               <w:t>java -</w:t>
             </w:r>
             <w:proofErr w:type="spellStart"/>
@@ -6432,7 +6600,7 @@
                           <pic:cNvPicPr/>
                         </pic:nvPicPr>
                         <pic:blipFill>
-                          <a:blip r:embed="rId46"/>
+                          <a:blip r:embed="rId47"/>
                           <a:stretch>
                             <a:fillRect/>
                           </a:stretch>
@@ -6495,85 +6663,12 @@
           <w:noProof/>
           <w:lang w:eastAsia="pl-PL"/>
         </w:rPr>
+        <w:lastRenderedPageBreak/>
         <w:drawing>
           <wp:inline distT="0" distB="0" distL="0" distR="0" wp14:anchorId="24B910C3" wp14:editId="6AC4D21E">
             <wp:extent cx="5972810" cy="2672080"/>
             <wp:effectExtent l="0" t="0" r="8890" b="0"/>
             <wp:docPr id="942" name="Obraz 942"/>
-            <wp:cNvGraphicFramePr>
-              <a:graphicFrameLocks xmlns:a="http://schemas.openxmlformats.org/drawingml/2006/main" noChangeAspect="1"/>
-            </wp:cNvGraphicFramePr>
-            <a:graphic xmlns:a="http://schemas.openxmlformats.org/drawingml/2006/main">
-              <a:graphicData uri="http://schemas.openxmlformats.org/drawingml/2006/picture">
-                <pic:pic xmlns:pic="http://schemas.openxmlformats.org/drawingml/2006/picture">
-                  <pic:nvPicPr>
-                    <pic:cNvPr id="0" name=""/>
-                    <pic:cNvPicPr/>
-                  </pic:nvPicPr>
-                  <pic:blipFill>
-                    <a:blip r:embed="rId47"/>
-                    <a:stretch>
-                      <a:fillRect/>
-                    </a:stretch>
-                  </pic:blipFill>
-                  <pic:spPr>
-                    <a:xfrm>
-                      <a:off x="0" y="0"/>
-                      <a:ext cx="5972810" cy="2672080"/>
-                    </a:xfrm>
-                    <a:prstGeom prst="rect">
-                      <a:avLst/>
-                    </a:prstGeom>
-                  </pic:spPr>
-                </pic:pic>
-              </a:graphicData>
-            </a:graphic>
-          </wp:inline>
-        </w:drawing>
-      </w:r>
-    </w:p>
-    <w:p>
-      <w:pPr>
-        <w:spacing w:line="276" w:lineRule="auto"/>
-      </w:pPr>
-    </w:p>
-    <w:p>
-      <w:pPr>
-        <w:spacing w:line="276" w:lineRule="auto"/>
-      </w:pPr>
-      <w:r>
-        <w:t>U</w:t>
-      </w:r>
-      <w:r>
-        <w:t>żyj aplikacji Scheduler.exe dostarczanej razem z oprogramowaniem Plansoft.org</w:t>
-      </w:r>
-      <w:r>
-        <w:t xml:space="preserve"> do uruchamiania publikacji</w:t>
-      </w:r>
-      <w:r>
-        <w:t>.</w:t>
-      </w:r>
-    </w:p>
-    <w:p>
-      <w:pPr>
-        <w:spacing w:line="276" w:lineRule="auto"/>
-      </w:pPr>
-    </w:p>
-    <w:p>
-      <w:pPr>
-        <w:spacing w:line="276" w:lineRule="auto"/>
-      </w:pPr>
-      <w:r>
-        <w:rPr>
-          <w:noProof/>
-          <w:lang w:eastAsia="pl-PL"/>
-        </w:rPr>
-        <w:lastRenderedPageBreak/>
-        <w:drawing>
-          <wp:inline distT="0" distB="0" distL="0" distR="0" wp14:anchorId="1BBDBB77" wp14:editId="58CD93BA">
-            <wp:extent cx="1554480" cy="1706880"/>
-            <wp:effectExtent l="0" t="0" r="7620" b="7620"/>
-            <wp:docPr id="943" name="Obraz 943"/>
             <wp:cNvGraphicFramePr>
               <a:graphicFrameLocks xmlns:a="http://schemas.openxmlformats.org/drawingml/2006/main" noChangeAspect="1"/>
             </wp:cNvGraphicFramePr>
@@ -6593,6 +6688,79 @@
                   <pic:spPr>
                     <a:xfrm>
                       <a:off x="0" y="0"/>
+                      <a:ext cx="5972810" cy="2672080"/>
+                    </a:xfrm>
+                    <a:prstGeom prst="rect">
+                      <a:avLst/>
+                    </a:prstGeom>
+                  </pic:spPr>
+                </pic:pic>
+              </a:graphicData>
+            </a:graphic>
+          </wp:inline>
+        </w:drawing>
+      </w:r>
+    </w:p>
+    <w:p>
+      <w:pPr>
+        <w:spacing w:line="276" w:lineRule="auto"/>
+      </w:pPr>
+    </w:p>
+    <w:p>
+      <w:pPr>
+        <w:spacing w:line="276" w:lineRule="auto"/>
+      </w:pPr>
+      <w:r>
+        <w:t>U</w:t>
+      </w:r>
+      <w:r>
+        <w:t>żyj aplikacji Scheduler.exe dostarczanej razem z oprogramowaniem Plansoft.org</w:t>
+      </w:r>
+      <w:r>
+        <w:t xml:space="preserve"> do uruchamiania publikacji</w:t>
+      </w:r>
+      <w:r>
+        <w:t>.</w:t>
+      </w:r>
+    </w:p>
+    <w:p>
+      <w:pPr>
+        <w:spacing w:line="276" w:lineRule="auto"/>
+      </w:pPr>
+    </w:p>
+    <w:p>
+      <w:pPr>
+        <w:spacing w:line="276" w:lineRule="auto"/>
+      </w:pPr>
+      <w:r>
+        <w:rPr>
+          <w:noProof/>
+          <w:lang w:eastAsia="pl-PL"/>
+        </w:rPr>
+        <w:drawing>
+          <wp:inline distT="0" distB="0" distL="0" distR="0" wp14:anchorId="1BBDBB77" wp14:editId="58CD93BA">
+            <wp:extent cx="1554480" cy="1706880"/>
+            <wp:effectExtent l="0" t="0" r="7620" b="7620"/>
+            <wp:docPr id="943" name="Obraz 943"/>
+            <wp:cNvGraphicFramePr>
+              <a:graphicFrameLocks xmlns:a="http://schemas.openxmlformats.org/drawingml/2006/main" noChangeAspect="1"/>
+            </wp:cNvGraphicFramePr>
+            <a:graphic xmlns:a="http://schemas.openxmlformats.org/drawingml/2006/main">
+              <a:graphicData uri="http://schemas.openxmlformats.org/drawingml/2006/picture">
+                <pic:pic xmlns:pic="http://schemas.openxmlformats.org/drawingml/2006/picture">
+                  <pic:nvPicPr>
+                    <pic:cNvPr id="0" name=""/>
+                    <pic:cNvPicPr/>
+                  </pic:nvPicPr>
+                  <pic:blipFill>
+                    <a:blip r:embed="rId49"/>
+                    <a:stretch>
+                      <a:fillRect/>
+                    </a:stretch>
+                  </pic:blipFill>
+                  <pic:spPr>
+                    <a:xfrm>
+                      <a:off x="0" y="0"/>
                       <a:ext cx="1554480" cy="1706880"/>
                     </a:xfrm>
                     <a:prstGeom prst="rect">
@@ -6629,7 +6797,7 @@
                     <pic:cNvPicPr/>
                   </pic:nvPicPr>
                   <pic:blipFill>
-                    <a:blip r:embed="rId49"/>
+                    <a:blip r:embed="rId50"/>
                     <a:stretch>
                       <a:fillRect/>
                     </a:stretch>
@@ -6722,6 +6890,7 @@
                 <w:rFonts w:eastAsia="Times New Roman"/>
                 <w:lang w:eastAsia="pl-PL"/>
               </w:rPr>
+              <w:lastRenderedPageBreak/>
               <w:t>ftp: 7.00</w:t>
             </w:r>
           </w:p>
@@ -6754,8 +6923,71 @@
           <w:szCs w:val="24"/>
           <w:lang w:eastAsia="ko-KR"/>
         </w:rPr>
-        <w:t>Potrzebujesz gotowca? Znajdziesz go w github plansoft.org</w:t>
-      </w:r>
+        <w:t xml:space="preserve">Potrzebujesz gotowca? Znajdziesz go w </w:t>
+      </w:r>
+      <w:proofErr w:type="spellStart"/>
+      <w:r>
+        <w:rPr>
+          <w:rFonts w:ascii="Times New Roman" w:eastAsia="Batang" w:hAnsi="Times New Roman"/>
+          <w:sz w:val="24"/>
+          <w:szCs w:val="24"/>
+          <w:lang w:eastAsia="ko-KR"/>
+        </w:rPr>
+        <w:t>github</w:t>
+      </w:r>
+      <w:proofErr w:type="spellEnd"/>
+      <w:r>
+        <w:rPr>
+          <w:rFonts w:ascii="Times New Roman" w:eastAsia="Batang" w:hAnsi="Times New Roman"/>
+          <w:sz w:val="24"/>
+          <w:szCs w:val="24"/>
+          <w:lang w:eastAsia="ko-KR"/>
+        </w:rPr>
+        <w:t xml:space="preserve"> plansoft.org</w:t>
+      </w:r>
+      <w:r>
+        <w:rPr>
+          <w:rFonts w:ascii="Times New Roman" w:eastAsia="Batang" w:hAnsi="Times New Roman"/>
+          <w:sz w:val="24"/>
+          <w:szCs w:val="24"/>
+          <w:lang w:eastAsia="ko-KR"/>
+        </w:rPr>
+        <w:t xml:space="preserve"> tutaj</w:t>
+      </w:r>
+    </w:p>
+    <w:p>
+      <w:pPr>
+        <w:pStyle w:val="Akapitzlist"/>
+        <w:rPr>
+          <w:rFonts w:ascii="Times New Roman" w:eastAsia="Batang" w:hAnsi="Times New Roman"/>
+          <w:sz w:val="24"/>
+          <w:szCs w:val="24"/>
+          <w:lang w:eastAsia="ko-KR"/>
+        </w:rPr>
+      </w:pPr>
+      <w:hyperlink r:id="rId51" w:history="1">
+        <w:r>
+          <w:rPr>
+            <w:rStyle w:val="Hipercze"/>
+            <w:rFonts w:ascii="Times New Roman" w:eastAsia="Batang" w:hAnsi="Times New Roman"/>
+            <w:sz w:val="24"/>
+            <w:szCs w:val="24"/>
+            <w:lang w:eastAsia="ko-KR"/>
+          </w:rPr>
+          <w:t>https://github.com/MaciejSzymczak/Plansoft.org/tree/master/exe/cello/iCalendarsCompleteExample</w:t>
+        </w:r>
+      </w:hyperlink>
+    </w:p>
+    <w:p>
+      <w:pPr>
+        <w:pStyle w:val="Akapitzlist"/>
+        <w:rPr>
+          <w:rFonts w:ascii="Times New Roman" w:eastAsia="Batang" w:hAnsi="Times New Roman"/>
+          <w:sz w:val="24"/>
+          <w:szCs w:val="24"/>
+          <w:lang w:eastAsia="ko-KR"/>
+        </w:rPr>
+      </w:pPr>
     </w:p>
     <w:p>
       <w:pPr>
@@ -6898,17 +7130,7 @@
           <w:szCs w:val="24"/>
           <w:lang w:eastAsia="ko-KR"/>
         </w:rPr>
-        <w:t xml:space="preserve">Po poprawnym opublikowaniu w kalendarzu Google plik .ics przenoszony jest do podfolderu o nazwie \processed i w ten sposób nie jest przetwarzany przy kolejnym uruchomieniu. Jeżeli w międzyczanie wygenerowane zostaną ponownie pliki, to sprawdzane jest, czy w folderze /processed jest już taki sam </w:t>
-      </w:r>
-      <w:r>
-        <w:rPr>
-          <w:rFonts w:ascii="Times New Roman" w:eastAsia="Batang" w:hAnsi="Times New Roman"/>
-          <w:sz w:val="24"/>
-          <w:szCs w:val="24"/>
-          <w:lang w:eastAsia="ko-KR"/>
-        </w:rPr>
-        <w:lastRenderedPageBreak/>
-        <w:t>plik (taka sama nazwa i suma kontrolna CRC). Jeżeli tak to plik nie jest ponownie synchronizowany (bo nie ma takiej potrzeby), zostaje usunięty i sprawdzany jest kolejny plik .ics.</w:t>
+        <w:t>Po poprawnym opublikowaniu w kalendarzu Google plik .ics przenoszony jest do podfolderu o nazwie \processed i w ten sposób nie jest przetwarzany przy kolejnym uruchomieniu. Jeżeli w międzyczanie wygenerowane zostaną ponownie pliki, to sprawdzane jest, czy w folderze /processed jest już taki sam plik (taka sama nazwa i suma kontrolna CRC). Jeżeli tak to plik nie jest ponownie synchronizowany (bo nie ma takiej potrzeby), zostaje usunięty i sprawdzany jest kolejny plik .ics.</w:t>
       </w:r>
     </w:p>
     <w:p>
@@ -6939,16 +7161,16 @@
       <w:pPr>
         <w:pStyle w:val="Nagwek2"/>
       </w:pPr>
-      <w:bookmarkStart w:id="33" w:name="_Toc454998976"/>
-      <w:bookmarkStart w:id="34" w:name="_Toc482300273"/>
-      <w:bookmarkStart w:id="35" w:name="_Toc503604202"/>
-      <w:bookmarkStart w:id="36" w:name="_Toc101825952"/>
-      <w:bookmarkStart w:id="37" w:name="_Toc121951557"/>
-      <w:bookmarkStart w:id="38" w:name="_Toc191794172"/>
-      <w:bookmarkStart w:id="39" w:name="_Toc482300286"/>
-      <w:bookmarkStart w:id="40" w:name="_Toc503604210"/>
-      <w:bookmarkStart w:id="41" w:name="_Toc101825955"/>
-      <w:bookmarkStart w:id="42" w:name="_Toc121951560"/>
+      <w:bookmarkStart w:id="34" w:name="_Toc454998976"/>
+      <w:bookmarkStart w:id="35" w:name="_Toc482300273"/>
+      <w:bookmarkStart w:id="36" w:name="_Toc503604202"/>
+      <w:bookmarkStart w:id="37" w:name="_Toc101825952"/>
+      <w:bookmarkStart w:id="38" w:name="_Toc121951557"/>
+      <w:bookmarkStart w:id="39" w:name="_Toc191794172"/>
+      <w:bookmarkStart w:id="40" w:name="_Toc482300286"/>
+      <w:bookmarkStart w:id="41" w:name="_Toc503604210"/>
+      <w:bookmarkStart w:id="42" w:name="_Toc101825955"/>
+      <w:bookmarkStart w:id="43" w:name="_Toc121951560"/>
       <w:r>
         <w:t xml:space="preserve">Konfiguracja </w:t>
       </w:r>
@@ -6959,12 +7181,12 @@
       <w:r>
         <w:t>a</w:t>
       </w:r>
-      <w:bookmarkEnd w:id="33"/>
       <w:bookmarkEnd w:id="34"/>
       <w:bookmarkEnd w:id="35"/>
       <w:bookmarkEnd w:id="36"/>
       <w:bookmarkEnd w:id="37"/>
       <w:bookmarkEnd w:id="38"/>
+      <w:bookmarkEnd w:id="39"/>
       <w:proofErr w:type="spellEnd"/>
     </w:p>
     <w:p>
@@ -7072,295 +7294,6 @@
             <wp:extent cx="1943100" cy="1036320"/>
             <wp:effectExtent l="0" t="0" r="0" b="0"/>
             <wp:docPr id="25" name="Obraz 25"/>
-            <wp:cNvGraphicFramePr>
-              <a:graphicFrameLocks xmlns:a="http://schemas.openxmlformats.org/drawingml/2006/main" noChangeAspect="1"/>
-            </wp:cNvGraphicFramePr>
-            <a:graphic xmlns:a="http://schemas.openxmlformats.org/drawingml/2006/main">
-              <a:graphicData uri="http://schemas.openxmlformats.org/drawingml/2006/picture">
-                <pic:pic xmlns:pic="http://schemas.openxmlformats.org/drawingml/2006/picture">
-                  <pic:nvPicPr>
-                    <pic:cNvPr id="0" name=""/>
-                    <pic:cNvPicPr/>
-                  </pic:nvPicPr>
-                  <pic:blipFill>
-                    <a:blip r:embed="rId50"/>
-                    <a:stretch>
-                      <a:fillRect/>
-                    </a:stretch>
-                  </pic:blipFill>
-                  <pic:spPr>
-                    <a:xfrm>
-                      <a:off x="0" y="0"/>
-                      <a:ext cx="1943100" cy="1036320"/>
-                    </a:xfrm>
-                    <a:prstGeom prst="rect">
-                      <a:avLst/>
-                    </a:prstGeom>
-                  </pic:spPr>
-                </pic:pic>
-              </a:graphicData>
-            </a:graphic>
-          </wp:inline>
-        </w:drawing>
-      </w:r>
-    </w:p>
-    <w:p>
-      <w:pPr>
-        <w:pStyle w:val="StylLegendaWyrwnanydorodka3"/>
-        <w:spacing w:line="276" w:lineRule="auto"/>
-      </w:pPr>
-      <w:r>
-        <w:t xml:space="preserve">Eksportuj do </w:t>
-      </w:r>
-      <w:proofErr w:type="spellStart"/>
-      <w:r>
-        <w:t>iKalendarz</w:t>
-      </w:r>
-      <w:proofErr w:type="spellEnd"/>
-      <w:r>
-        <w:t>.</w:t>
-      </w:r>
-    </w:p>
-    <w:p>
-      <w:pPr>
-        <w:spacing w:line="276" w:lineRule="auto"/>
-        <w:ind w:firstLine="210"/>
-        <w:jc w:val="both"/>
-      </w:pPr>
-      <w:r>
-        <w:t>Okno służące do generowania kalendarzy przedstawia rysunek poniżej.</w:t>
-      </w:r>
-    </w:p>
-    <w:p>
-      <w:pPr>
-        <w:spacing w:line="276" w:lineRule="auto"/>
-        <w:ind w:firstLine="210"/>
-        <w:jc w:val="both"/>
-      </w:pPr>
-    </w:p>
-    <w:p>
-      <w:pPr>
-        <w:keepNext/>
-        <w:spacing w:line="276" w:lineRule="auto"/>
-        <w:jc w:val="center"/>
-      </w:pPr>
-      <w:r>
-        <w:rPr>
-          <w:noProof/>
-          <w:lang w:eastAsia="pl-PL"/>
-        </w:rPr>
-        <w:lastRenderedPageBreak/>
-        <w:drawing>
-          <wp:inline distT="0" distB="0" distL="0" distR="0" wp14:anchorId="3540AD34" wp14:editId="0D418527">
-            <wp:extent cx="5760720" cy="4545004"/>
-            <wp:effectExtent l="0" t="0" r="0" b="0"/>
-            <wp:docPr id="26" name="Obraz 26"/>
-            <wp:cNvGraphicFramePr>
-              <a:graphicFrameLocks xmlns:a="http://schemas.openxmlformats.org/drawingml/2006/main" noChangeAspect="1"/>
-            </wp:cNvGraphicFramePr>
-            <a:graphic xmlns:a="http://schemas.openxmlformats.org/drawingml/2006/main">
-              <a:graphicData uri="http://schemas.openxmlformats.org/drawingml/2006/picture">
-                <pic:pic xmlns:pic="http://schemas.openxmlformats.org/drawingml/2006/picture">
-                  <pic:nvPicPr>
-                    <pic:cNvPr id="0" name=""/>
-                    <pic:cNvPicPr/>
-                  </pic:nvPicPr>
-                  <pic:blipFill>
-                    <a:blip r:embed="rId51"/>
-                    <a:stretch>
-                      <a:fillRect/>
-                    </a:stretch>
-                  </pic:blipFill>
-                  <pic:spPr>
-                    <a:xfrm>
-                      <a:off x="0" y="0"/>
-                      <a:ext cx="5760720" cy="4545004"/>
-                    </a:xfrm>
-                    <a:prstGeom prst="rect">
-                      <a:avLst/>
-                    </a:prstGeom>
-                  </pic:spPr>
-                </pic:pic>
-              </a:graphicData>
-            </a:graphic>
-          </wp:inline>
-        </w:drawing>
-      </w:r>
-    </w:p>
-    <w:p>
-      <w:pPr>
-        <w:pStyle w:val="StylLegendaWyrwnanydorodka3"/>
-        <w:spacing w:line="276" w:lineRule="auto"/>
-      </w:pPr>
-      <w:r>
-        <w:t xml:space="preserve">Generowania </w:t>
-      </w:r>
-      <w:proofErr w:type="spellStart"/>
-      <w:r>
-        <w:t>iKalendarzy</w:t>
-      </w:r>
-      <w:proofErr w:type="spellEnd"/>
-    </w:p>
-    <w:p>
-      <w:pPr>
-        <w:spacing w:line="276" w:lineRule="auto"/>
-        <w:ind w:firstLine="210"/>
-        <w:jc w:val="both"/>
-      </w:pPr>
-    </w:p>
-    <w:p>
-      <w:pPr>
-        <w:numPr>
-          <w:ilvl w:val="0"/>
-          <w:numId w:val="26"/>
-        </w:numPr>
-        <w:spacing w:line="276" w:lineRule="auto"/>
-        <w:jc w:val="both"/>
-      </w:pPr>
-      <w:r>
-        <w:t xml:space="preserve">W polu </w:t>
-      </w:r>
-      <w:r>
-        <w:rPr>
-          <w:i/>
-        </w:rPr>
-        <w:t>Semestr</w:t>
-      </w:r>
-      <w:r>
-        <w:t xml:space="preserve"> wybierz nazwę semestru dla którego będą generowane dane. Domyślna nazwa semestru jest kopiowana z okna głównego.</w:t>
-      </w:r>
-    </w:p>
-    <w:p>
-      <w:pPr>
-        <w:numPr>
-          <w:ilvl w:val="0"/>
-          <w:numId w:val="26"/>
-        </w:numPr>
-        <w:spacing w:line="276" w:lineRule="auto"/>
-        <w:jc w:val="both"/>
-      </w:pPr>
-      <w:r>
-        <w:t xml:space="preserve">W zakładce Dane wybierz Grupy, Wykładowców i Sale do utworzenia </w:t>
-      </w:r>
-      <w:proofErr w:type="spellStart"/>
-      <w:r>
-        <w:t>iKalendarzy</w:t>
-      </w:r>
-      <w:proofErr w:type="spellEnd"/>
-      <w:r>
-        <w:t>. Domyślnie są to dane dla wybranego semestru.</w:t>
-      </w:r>
-    </w:p>
-    <w:p>
-      <w:pPr>
-        <w:numPr>
-          <w:ilvl w:val="0"/>
-          <w:numId w:val="26"/>
-        </w:numPr>
-        <w:spacing w:line="276" w:lineRule="auto"/>
-        <w:jc w:val="both"/>
-      </w:pPr>
-      <w:r>
-        <w:t xml:space="preserve">Naciśnij przycisk </w:t>
-      </w:r>
-      <w:r>
-        <w:rPr>
-          <w:i/>
-        </w:rPr>
-        <w:t>Utwórz</w:t>
-      </w:r>
-      <w:r>
-        <w:t>.</w:t>
-      </w:r>
-    </w:p>
-    <w:p>
-      <w:pPr>
-        <w:spacing w:line="276" w:lineRule="auto"/>
-        <w:ind w:left="708" w:firstLine="210"/>
-        <w:jc w:val="both"/>
-      </w:pPr>
-      <w:r>
-        <w:t>Rozpocznie się proces generowania kalendarzy.</w:t>
-      </w:r>
-    </w:p>
-    <w:p>
-      <w:pPr>
-        <w:spacing w:line="276" w:lineRule="auto"/>
-        <w:jc w:val="both"/>
-      </w:pPr>
-      <w:r>
-        <w:t xml:space="preserve">Za chwilę wyjaśnimy, co zrobić, aby tworzenie lub aktualizowanie </w:t>
-      </w:r>
-      <w:proofErr w:type="spellStart"/>
-      <w:r>
-        <w:t>iKalendarzy</w:t>
-      </w:r>
-      <w:proofErr w:type="spellEnd"/>
-      <w:r>
-        <w:t xml:space="preserve"> wykonywało się całkowicie automatycznie.</w:t>
-      </w:r>
-    </w:p>
-    <w:p>
-      <w:pPr>
-        <w:spacing w:line="276" w:lineRule="auto"/>
-        <w:ind w:firstLine="210"/>
-        <w:jc w:val="both"/>
-      </w:pPr>
-    </w:p>
-    <w:p>
-      <w:pPr>
-        <w:pStyle w:val="Nagwek3"/>
-      </w:pPr>
-      <w:bookmarkStart w:id="43" w:name="_Toc482300274"/>
-      <w:bookmarkStart w:id="44" w:name="_Toc503604203"/>
-      <w:bookmarkStart w:id="45" w:name="_Toc191794173"/>
-      <w:r>
-        <w:t>Co eksportować?</w:t>
-      </w:r>
-      <w:bookmarkEnd w:id="43"/>
-      <w:bookmarkEnd w:id="44"/>
-      <w:bookmarkEnd w:id="45"/>
-    </w:p>
-    <w:p>
-      <w:pPr>
-        <w:spacing w:line="276" w:lineRule="auto"/>
-        <w:jc w:val="both"/>
-      </w:pPr>
-      <w:r>
-        <w:t xml:space="preserve">Aby określić jakie informacje umieścić w pojedynczym zdarzeniu </w:t>
-      </w:r>
-      <w:proofErr w:type="spellStart"/>
-      <w:r>
-        <w:t>iKalendarza</w:t>
-      </w:r>
-      <w:proofErr w:type="spellEnd"/>
-      <w:r>
-        <w:t xml:space="preserve"> naciśnij przycisk Ustawienia. Pamiętaj, że ustawienia definiujemy niezależnie dla kalendarzy wykładowców, grup oraz zasobów.</w:t>
-      </w:r>
-    </w:p>
-    <w:p>
-      <w:pPr>
-        <w:spacing w:line="276" w:lineRule="auto"/>
-        <w:jc w:val="both"/>
-      </w:pPr>
-    </w:p>
-    <w:p>
-      <w:pPr>
-        <w:keepNext/>
-        <w:spacing w:line="276" w:lineRule="auto"/>
-        <w:jc w:val="center"/>
-      </w:pPr>
-      <w:r>
-        <w:rPr>
-          <w:noProof/>
-          <w:lang w:eastAsia="pl-PL"/>
-        </w:rPr>
-        <w:lastRenderedPageBreak/>
-        <w:drawing>
-          <wp:inline distT="0" distB="0" distL="0" distR="0" wp14:anchorId="3A0261F1" wp14:editId="08741CA4">
-            <wp:extent cx="1554480" cy="1714500"/>
-            <wp:effectExtent l="0" t="0" r="7620" b="0"/>
-            <wp:docPr id="929" name="Obraz 929"/>
             <wp:cNvGraphicFramePr>
               <a:graphicFrameLocks xmlns:a="http://schemas.openxmlformats.org/drawingml/2006/main" noChangeAspect="1"/>
             </wp:cNvGraphicFramePr>
@@ -7380,7 +7313,7 @@
                   <pic:spPr>
                     <a:xfrm>
                       <a:off x="0" y="0"/>
-                      <a:ext cx="1554480" cy="1714500"/>
+                      <a:ext cx="1943100" cy="1036320"/>
                     </a:xfrm>
                     <a:prstGeom prst="rect">
                       <a:avLst/>
@@ -7399,47 +7332,13 @@
         <w:spacing w:line="276" w:lineRule="auto"/>
       </w:pPr>
       <w:r>
-        <w:t>Okno ustawień eksportu do Google Kalendarza.</w:t>
-      </w:r>
-    </w:p>
-    <w:p>
-      <w:pPr>
-        <w:pStyle w:val="Nagwek3"/>
-      </w:pPr>
-      <w:bookmarkStart w:id="46" w:name="_Toc454998977"/>
-      <w:bookmarkStart w:id="47" w:name="_Toc482300275"/>
-      <w:bookmarkStart w:id="48" w:name="_Toc503604204"/>
-      <w:bookmarkStart w:id="49" w:name="_Toc191794174"/>
-      <w:r>
-        <w:t>Godziny</w:t>
-      </w:r>
-      <w:bookmarkEnd w:id="46"/>
-      <w:r>
-        <w:t xml:space="preserve"> zajęć</w:t>
-      </w:r>
-      <w:bookmarkEnd w:id="47"/>
-      <w:bookmarkEnd w:id="48"/>
-      <w:bookmarkEnd w:id="49"/>
-    </w:p>
-    <w:p>
-      <w:pPr>
-        <w:spacing w:line="276" w:lineRule="auto"/>
-      </w:pPr>
-      <w:r>
-        <w:t xml:space="preserve">W celu zdefiniowania siatki godzinowej uruchom polecenie </w:t>
-      </w:r>
-      <w:r>
-        <w:rPr>
-          <w:i/>
-        </w:rPr>
-        <w:t>Dane |</w:t>
-      </w:r>
-      <w:r>
-        <w:rPr>
-          <w:i/>
-        </w:rPr>
-        <w:t xml:space="preserve"> Siatka godzinowa</w:t>
-      </w:r>
+        <w:t xml:space="preserve">Eksportuj do </w:t>
+      </w:r>
+      <w:proofErr w:type="spellStart"/>
+      <w:r>
+        <w:t>iKalendarz</w:t>
+      </w:r>
+      <w:proofErr w:type="spellEnd"/>
       <w:r>
         <w:t>.</w:t>
       </w:r>
@@ -7448,6 +7347,24 @@
       <w:pPr>
         <w:spacing w:line="276" w:lineRule="auto"/>
         <w:ind w:firstLine="210"/>
+        <w:jc w:val="both"/>
+      </w:pPr>
+      <w:r>
+        <w:lastRenderedPageBreak/>
+        <w:t>Okno służące do generowania kalendarzy przedstawia rysunek poniżej.</w:t>
+      </w:r>
+    </w:p>
+    <w:p>
+      <w:pPr>
+        <w:spacing w:line="276" w:lineRule="auto"/>
+        <w:ind w:firstLine="210"/>
+        <w:jc w:val="both"/>
+      </w:pPr>
+    </w:p>
+    <w:p>
+      <w:pPr>
+        <w:keepNext/>
+        <w:spacing w:line="276" w:lineRule="auto"/>
         <w:jc w:val="center"/>
       </w:pPr>
       <w:r>
@@ -7456,10 +7373,10 @@
           <w:lang w:eastAsia="pl-PL"/>
         </w:rPr>
         <w:drawing>
-          <wp:inline distT="0" distB="0" distL="0" distR="0" wp14:anchorId="697B7AFE" wp14:editId="412A640D">
-            <wp:extent cx="1882140" cy="1013460"/>
-            <wp:effectExtent l="0" t="0" r="3810" b="0"/>
-            <wp:docPr id="930" name="Obraz 930"/>
+          <wp:inline distT="0" distB="0" distL="0" distR="0" wp14:anchorId="3540AD34" wp14:editId="0D418527">
+            <wp:extent cx="5760720" cy="4545004"/>
+            <wp:effectExtent l="0" t="0" r="0" b="0"/>
+            <wp:docPr id="26" name="Obraz 26"/>
             <wp:cNvGraphicFramePr>
               <a:graphicFrameLocks xmlns:a="http://schemas.openxmlformats.org/drawingml/2006/main" noChangeAspect="1"/>
             </wp:cNvGraphicFramePr>
@@ -7479,6 +7396,326 @@
                   <pic:spPr>
                     <a:xfrm>
                       <a:off x="0" y="0"/>
+                      <a:ext cx="5760720" cy="4545004"/>
+                    </a:xfrm>
+                    <a:prstGeom prst="rect">
+                      <a:avLst/>
+                    </a:prstGeom>
+                  </pic:spPr>
+                </pic:pic>
+              </a:graphicData>
+            </a:graphic>
+          </wp:inline>
+        </w:drawing>
+      </w:r>
+    </w:p>
+    <w:p>
+      <w:pPr>
+        <w:pStyle w:val="StylLegendaWyrwnanydorodka3"/>
+        <w:spacing w:line="276" w:lineRule="auto"/>
+      </w:pPr>
+      <w:r>
+        <w:t xml:space="preserve">Generowania </w:t>
+      </w:r>
+      <w:proofErr w:type="spellStart"/>
+      <w:r>
+        <w:t>iKalendarzy</w:t>
+      </w:r>
+      <w:proofErr w:type="spellEnd"/>
+    </w:p>
+    <w:p>
+      <w:pPr>
+        <w:spacing w:line="276" w:lineRule="auto"/>
+        <w:ind w:firstLine="210"/>
+        <w:jc w:val="both"/>
+      </w:pPr>
+    </w:p>
+    <w:p>
+      <w:pPr>
+        <w:numPr>
+          <w:ilvl w:val="0"/>
+          <w:numId w:val="26"/>
+        </w:numPr>
+        <w:spacing w:line="276" w:lineRule="auto"/>
+        <w:jc w:val="both"/>
+      </w:pPr>
+      <w:r>
+        <w:t xml:space="preserve">W polu </w:t>
+      </w:r>
+      <w:r>
+        <w:rPr>
+          <w:i/>
+        </w:rPr>
+        <w:t>Semestr</w:t>
+      </w:r>
+      <w:r>
+        <w:t xml:space="preserve"> wybierz nazwę </w:t>
+      </w:r>
+      <w:r>
+        <w:t xml:space="preserve">okresu:  </w:t>
+      </w:r>
+      <w:r>
+        <w:rPr>
+          <w:rFonts w:eastAsia="Times New Roman"/>
+        </w:rPr>
+        <w:t>IKALENDARZ_&lt;nazwa wydziału&gt;</w:t>
+      </w:r>
+      <w:r>
+        <w:t>.</w:t>
+      </w:r>
+    </w:p>
+    <w:p>
+      <w:pPr>
+        <w:numPr>
+          <w:ilvl w:val="0"/>
+          <w:numId w:val="26"/>
+        </w:numPr>
+        <w:spacing w:line="276" w:lineRule="auto"/>
+        <w:jc w:val="both"/>
+      </w:pPr>
+      <w:r>
+        <w:t>W zakładce Dane wybierz Grupy, Wykładowców i</w:t>
+      </w:r>
+      <w:r>
+        <w:t xml:space="preserve"> Sale do utworzenia </w:t>
+      </w:r>
+      <w:proofErr w:type="spellStart"/>
+      <w:r>
+        <w:t>iKalendarzy</w:t>
+      </w:r>
+      <w:proofErr w:type="spellEnd"/>
+      <w:r>
+        <w:t>.</w:t>
+      </w:r>
+    </w:p>
+    <w:p>
+      <w:pPr>
+        <w:numPr>
+          <w:ilvl w:val="0"/>
+          <w:numId w:val="26"/>
+        </w:numPr>
+        <w:spacing w:line="276" w:lineRule="auto"/>
+        <w:jc w:val="both"/>
+      </w:pPr>
+      <w:r>
+        <w:t xml:space="preserve">Naciśnij przycisk </w:t>
+      </w:r>
+      <w:r>
+        <w:rPr>
+          <w:i/>
+        </w:rPr>
+        <w:t>Utwórz</w:t>
+      </w:r>
+      <w:r>
+        <w:t>.</w:t>
+      </w:r>
+    </w:p>
+    <w:p>
+      <w:pPr>
+        <w:spacing w:line="276" w:lineRule="auto"/>
+        <w:ind w:left="708" w:firstLine="210"/>
+        <w:jc w:val="both"/>
+      </w:pPr>
+      <w:r>
+        <w:t>Rozpocznie się proces generowania kalendarzy.</w:t>
+      </w:r>
+    </w:p>
+    <w:p>
+      <w:pPr>
+        <w:spacing w:line="276" w:lineRule="auto"/>
+        <w:jc w:val="both"/>
+      </w:pPr>
+      <w:r>
+        <w:t xml:space="preserve">Za chwilę wyjaśnimy, co zrobić, aby tworzenie lub aktualizowanie </w:t>
+      </w:r>
+      <w:proofErr w:type="spellStart"/>
+      <w:r>
+        <w:t>iKalendarzy</w:t>
+      </w:r>
+      <w:proofErr w:type="spellEnd"/>
+      <w:r>
+        <w:t xml:space="preserve"> wykonywało się całkowicie automatycznie.</w:t>
+      </w:r>
+    </w:p>
+    <w:p>
+      <w:pPr>
+        <w:spacing w:line="276" w:lineRule="auto"/>
+        <w:ind w:firstLine="210"/>
+        <w:jc w:val="both"/>
+      </w:pPr>
+    </w:p>
+    <w:p>
+      <w:pPr>
+        <w:pStyle w:val="Nagwek3"/>
+      </w:pPr>
+      <w:bookmarkStart w:id="44" w:name="_Toc482300274"/>
+      <w:bookmarkStart w:id="45" w:name="_Toc503604203"/>
+      <w:bookmarkStart w:id="46" w:name="_Toc191794173"/>
+      <w:r>
+        <w:t>Co eksportować?</w:t>
+      </w:r>
+      <w:bookmarkEnd w:id="44"/>
+      <w:bookmarkEnd w:id="45"/>
+      <w:bookmarkEnd w:id="46"/>
+    </w:p>
+    <w:p>
+      <w:pPr>
+        <w:spacing w:line="276" w:lineRule="auto"/>
+        <w:jc w:val="both"/>
+      </w:pPr>
+      <w:r>
+        <w:t xml:space="preserve">Aby określić jakie informacje umieścić w pojedynczym zdarzeniu </w:t>
+      </w:r>
+      <w:proofErr w:type="spellStart"/>
+      <w:r>
+        <w:t>iKalendarza</w:t>
+      </w:r>
+      <w:proofErr w:type="spellEnd"/>
+      <w:r>
+        <w:t xml:space="preserve"> naciśnij przycisk Ustawienia. Pamiętaj, że ustawienia definiujemy niezależnie dla kalendarzy wykładowców, grup oraz zasobów.</w:t>
+      </w:r>
+    </w:p>
+    <w:p>
+      <w:pPr>
+        <w:spacing w:line="276" w:lineRule="auto"/>
+        <w:jc w:val="both"/>
+      </w:pPr>
+    </w:p>
+    <w:p>
+      <w:pPr>
+        <w:keepNext/>
+        <w:spacing w:line="276" w:lineRule="auto"/>
+        <w:jc w:val="center"/>
+      </w:pPr>
+      <w:r>
+        <w:rPr>
+          <w:noProof/>
+          <w:lang w:eastAsia="pl-PL"/>
+        </w:rPr>
+        <w:lastRenderedPageBreak/>
+        <w:drawing>
+          <wp:inline distT="0" distB="0" distL="0" distR="0" wp14:anchorId="3A0261F1" wp14:editId="08741CA4">
+            <wp:extent cx="1554480" cy="1714500"/>
+            <wp:effectExtent l="0" t="0" r="7620" b="0"/>
+            <wp:docPr id="929" name="Obraz 929"/>
+            <wp:cNvGraphicFramePr>
+              <a:graphicFrameLocks xmlns:a="http://schemas.openxmlformats.org/drawingml/2006/main" noChangeAspect="1"/>
+            </wp:cNvGraphicFramePr>
+            <a:graphic xmlns:a="http://schemas.openxmlformats.org/drawingml/2006/main">
+              <a:graphicData uri="http://schemas.openxmlformats.org/drawingml/2006/picture">
+                <pic:pic xmlns:pic="http://schemas.openxmlformats.org/drawingml/2006/picture">
+                  <pic:nvPicPr>
+                    <pic:cNvPr id="0" name=""/>
+                    <pic:cNvPicPr/>
+                  </pic:nvPicPr>
+                  <pic:blipFill>
+                    <a:blip r:embed="rId54"/>
+                    <a:stretch>
+                      <a:fillRect/>
+                    </a:stretch>
+                  </pic:blipFill>
+                  <pic:spPr>
+                    <a:xfrm>
+                      <a:off x="0" y="0"/>
+                      <a:ext cx="1554480" cy="1714500"/>
+                    </a:xfrm>
+                    <a:prstGeom prst="rect">
+                      <a:avLst/>
+                    </a:prstGeom>
+                  </pic:spPr>
+                </pic:pic>
+              </a:graphicData>
+            </a:graphic>
+          </wp:inline>
+        </w:drawing>
+      </w:r>
+    </w:p>
+    <w:p>
+      <w:pPr>
+        <w:pStyle w:val="StylLegendaWyrwnanydorodka3"/>
+        <w:spacing w:line="276" w:lineRule="auto"/>
+      </w:pPr>
+      <w:r>
+        <w:t>Okno ustawień eksportu do Google Kalendarza.</w:t>
+      </w:r>
+    </w:p>
+    <w:p>
+      <w:pPr>
+        <w:pStyle w:val="Nagwek3"/>
+      </w:pPr>
+      <w:bookmarkStart w:id="47" w:name="_Toc454998977"/>
+      <w:bookmarkStart w:id="48" w:name="_Toc482300275"/>
+      <w:bookmarkStart w:id="49" w:name="_Toc503604204"/>
+      <w:bookmarkStart w:id="50" w:name="_Toc191794174"/>
+      <w:r>
+        <w:t>Godziny</w:t>
+      </w:r>
+      <w:bookmarkEnd w:id="47"/>
+      <w:r>
+        <w:t xml:space="preserve"> zajęć</w:t>
+      </w:r>
+      <w:bookmarkEnd w:id="48"/>
+      <w:bookmarkEnd w:id="49"/>
+      <w:bookmarkEnd w:id="50"/>
+    </w:p>
+    <w:p>
+      <w:pPr>
+        <w:spacing w:line="276" w:lineRule="auto"/>
+      </w:pPr>
+      <w:r>
+        <w:t xml:space="preserve">W celu zdefiniowania siatki godzinowej uruchom polecenie </w:t>
+      </w:r>
+      <w:r>
+        <w:rPr>
+          <w:i/>
+        </w:rPr>
+        <w:t>Dane |</w:t>
+      </w:r>
+      <w:r>
+        <w:rPr>
+          <w:i/>
+        </w:rPr>
+        <w:t xml:space="preserve"> Siatka godzinowa</w:t>
+      </w:r>
+      <w:r>
+        <w:t>.</w:t>
+      </w:r>
+    </w:p>
+    <w:p>
+      <w:pPr>
+        <w:spacing w:line="276" w:lineRule="auto"/>
+        <w:ind w:firstLine="210"/>
+        <w:jc w:val="center"/>
+      </w:pPr>
+      <w:r>
+        <w:rPr>
+          <w:noProof/>
+          <w:lang w:eastAsia="pl-PL"/>
+        </w:rPr>
+        <w:drawing>
+          <wp:inline distT="0" distB="0" distL="0" distR="0" wp14:anchorId="697B7AFE" wp14:editId="412A640D">
+            <wp:extent cx="1882140" cy="1013460"/>
+            <wp:effectExtent l="0" t="0" r="3810" b="0"/>
+            <wp:docPr id="930" name="Obraz 930"/>
+            <wp:cNvGraphicFramePr>
+              <a:graphicFrameLocks xmlns:a="http://schemas.openxmlformats.org/drawingml/2006/main" noChangeAspect="1"/>
+            </wp:cNvGraphicFramePr>
+            <a:graphic xmlns:a="http://schemas.openxmlformats.org/drawingml/2006/main">
+              <a:graphicData uri="http://schemas.openxmlformats.org/drawingml/2006/picture">
+                <pic:pic xmlns:pic="http://schemas.openxmlformats.org/drawingml/2006/picture">
+                  <pic:nvPicPr>
+                    <pic:cNvPr id="0" name=""/>
+                    <pic:cNvPicPr/>
+                  </pic:nvPicPr>
+                  <pic:blipFill>
+                    <a:blip r:embed="rId55"/>
+                    <a:stretch>
+                      <a:fillRect/>
+                    </a:stretch>
+                  </pic:blipFill>
+                  <pic:spPr>
+                    <a:xfrm>
+                      <a:off x="0" y="0"/>
                       <a:ext cx="1882140" cy="1013460"/>
                     </a:xfrm>
                     <a:prstGeom prst="rect">
@@ -7527,7 +7764,7 @@
                     <pic:cNvPicPr/>
                   </pic:nvPicPr>
                   <pic:blipFill>
-                    <a:blip r:embed="rId54"/>
+                    <a:blip r:embed="rId56"/>
                     <a:stretch>
                       <a:fillRect/>
                     </a:stretch>
@@ -7768,7 +8005,7 @@
                           <pic:cNvPicPr/>
                         </pic:nvPicPr>
                         <pic:blipFill>
-                          <a:blip r:embed="rId55"/>
+                          <a:blip r:embed="rId57"/>
                           <a:stretch>
                             <a:fillRect/>
                           </a:stretch>
@@ -8197,17 +8434,17 @@
           <w:tab w:val="clear" w:pos="5681"/>
         </w:tabs>
       </w:pPr>
-      <w:bookmarkStart w:id="50" w:name="_Toc454998978"/>
-      <w:bookmarkStart w:id="51" w:name="_Toc482300276"/>
-      <w:bookmarkStart w:id="52" w:name="_Toc503604205"/>
-      <w:bookmarkStart w:id="53" w:name="_Toc191794175"/>
+      <w:bookmarkStart w:id="51" w:name="_Toc454998978"/>
+      <w:bookmarkStart w:id="52" w:name="_Toc482300276"/>
+      <w:bookmarkStart w:id="53" w:name="_Toc503604205"/>
+      <w:bookmarkStart w:id="54" w:name="_Toc191794175"/>
       <w:r>
         <w:t>Wprowadzanie lokalizacji zasobów</w:t>
       </w:r>
-      <w:bookmarkEnd w:id="50"/>
       <w:bookmarkEnd w:id="51"/>
       <w:bookmarkEnd w:id="52"/>
       <w:bookmarkEnd w:id="53"/>
+      <w:bookmarkEnd w:id="54"/>
     </w:p>
     <w:p>
       <w:pPr>
@@ -8264,7 +8501,7 @@
                     </pic:cNvPicPr>
                   </pic:nvPicPr>
                   <pic:blipFill>
-                    <a:blip r:embed="rId56" cstate="print"/>
+                    <a:blip r:embed="rId58" cstate="print"/>
                     <a:srcRect/>
                     <a:stretch>
                       <a:fillRect/>
@@ -8356,7 +8593,7 @@
                     </pic:cNvPicPr>
                   </pic:nvPicPr>
                   <pic:blipFill>
-                    <a:blip r:embed="rId57" cstate="print"/>
+                    <a:blip r:embed="rId59" cstate="print"/>
                     <a:srcRect/>
                     <a:stretch>
                       <a:fillRect/>
@@ -8494,7 +8731,7 @@
                     <pic:cNvPicPr/>
                   </pic:nvPicPr>
                   <pic:blipFill>
-                    <a:blip r:embed="rId58" cstate="print">
+                    <a:blip r:embed="rId60" cstate="print">
                       <a:extLst>
                         <a:ext uri="{28A0092B-C50C-407E-A947-70E740481C1C}">
                           <a14:useLocalDpi xmlns:a14="http://schemas.microsoft.com/office/drawing/2010/main" val="0"/>
@@ -8620,7 +8857,7 @@
                     </pic:cNvPicPr>
                   </pic:nvPicPr>
                   <pic:blipFill>
-                    <a:blip r:embed="rId59" cstate="print"/>
+                    <a:blip r:embed="rId61" cstate="print"/>
                     <a:srcRect/>
                     <a:stretch>
                       <a:fillRect/>
@@ -8661,7 +8898,7 @@
         <w:ind w:left="720"/>
         <w:jc w:val="both"/>
       </w:pPr>
-      <w:hyperlink r:id="rId60" w:history="1">
+      <w:hyperlink r:id="rId62" w:history="1">
         <w:r>
           <w:rPr>
             <w:rStyle w:val="Hipercze"/>
@@ -8736,11 +8973,11 @@
       <w:pPr>
         <w:pStyle w:val="Nagwek3"/>
       </w:pPr>
-      <w:bookmarkStart w:id="54" w:name="_Toc191794176"/>
+      <w:bookmarkStart w:id="55" w:name="_Toc191794176"/>
       <w:r>
         <w:t>Scalanie komórek</w:t>
       </w:r>
-      <w:bookmarkEnd w:id="54"/>
+      <w:bookmarkEnd w:id="55"/>
     </w:p>
     <w:p>
       <w:pPr>
@@ -8783,7 +9020,7 @@
                     <pic:cNvPicPr/>
                   </pic:nvPicPr>
                   <pic:blipFill>
-                    <a:blip r:embed="rId61"/>
+                    <a:blip r:embed="rId63"/>
                     <a:stretch>
                       <a:fillRect/>
                     </a:stretch>
@@ -8829,11 +9066,11 @@
       <w:pPr>
         <w:pStyle w:val="Nagwek2"/>
       </w:pPr>
-      <w:bookmarkStart w:id="55" w:name="_Toc191794177"/>
+      <w:bookmarkStart w:id="56" w:name="_Toc191794177"/>
       <w:r>
         <w:t>Bezpieczeństwo rozwiązania</w:t>
       </w:r>
-      <w:bookmarkEnd w:id="55"/>
+      <w:bookmarkEnd w:id="56"/>
     </w:p>
     <w:p>
       <w:pPr>
@@ -9050,15 +9287,15 @@
       <w:pPr>
         <w:pStyle w:val="Nagwek2"/>
       </w:pPr>
-      <w:bookmarkStart w:id="56" w:name="_Toc191794178"/>
+      <w:bookmarkStart w:id="57" w:name="_Toc191794178"/>
       <w:r>
         <w:t>Dla dociekliwych</w:t>
       </w:r>
-      <w:bookmarkEnd w:id="39"/>
       <w:bookmarkEnd w:id="40"/>
       <w:bookmarkEnd w:id="41"/>
       <w:bookmarkEnd w:id="42"/>
-      <w:bookmarkEnd w:id="56"/>
+      <w:bookmarkEnd w:id="43"/>
+      <w:bookmarkEnd w:id="57"/>
     </w:p>
     <w:p>
       <w:pPr>
@@ -9128,7 +9365,7 @@
                     </pic:cNvPicPr>
                   </pic:nvPicPr>
                   <pic:blipFill>
-                    <a:blip r:embed="rId62" cstate="print"/>
+                    <a:blip r:embed="rId64" cstate="print"/>
                     <a:srcRect/>
                     <a:stretch>
                       <a:fillRect/>
@@ -9195,7 +9432,7 @@
                     </pic:cNvPicPr>
                   </pic:nvPicPr>
                   <pic:blipFill>
-                    <a:blip r:embed="rId63" cstate="print"/>
+                    <a:blip r:embed="rId65" cstate="print"/>
                     <a:srcRect/>
                     <a:stretch>
                       <a:fillRect/>
@@ -9262,7 +9499,7 @@
                     </pic:cNvPicPr>
                   </pic:nvPicPr>
                   <pic:blipFill>
-                    <a:blip r:embed="rId64" cstate="print"/>
+                    <a:blip r:embed="rId66" cstate="print"/>
                     <a:srcRect/>
                     <a:stretch>
                       <a:fillRect/>
@@ -9329,7 +9566,7 @@
                     </pic:cNvPicPr>
                   </pic:nvPicPr>
                   <pic:blipFill>
-                    <a:blip r:embed="rId65" cstate="print"/>
+                    <a:blip r:embed="rId67" cstate="print"/>
                     <a:srcRect/>
                     <a:stretch>
                       <a:fillRect/>
@@ -9396,7 +9633,7 @@
                     </pic:cNvPicPr>
                   </pic:nvPicPr>
                   <pic:blipFill>
-                    <a:blip r:embed="rId66" cstate="print"/>
+                    <a:blip r:embed="rId68" cstate="print"/>
                     <a:srcRect/>
                     <a:stretch>
                       <a:fillRect/>
@@ -9467,7 +9704,7 @@
                     </pic:cNvPicPr>
                   </pic:nvPicPr>
                   <pic:blipFill>
-                    <a:blip r:embed="rId67" cstate="print"/>
+                    <a:blip r:embed="rId69" cstate="print"/>
                     <a:srcRect/>
                     <a:stretch>
                       <a:fillRect/>
@@ -9546,7 +9783,7 @@
                     </pic:cNvPicPr>
                   </pic:nvPicPr>
                   <pic:blipFill>
-                    <a:blip r:embed="rId68" cstate="print"/>
+                    <a:blip r:embed="rId70" cstate="print"/>
                     <a:srcRect/>
                     <a:stretch>
                       <a:fillRect/>
@@ -9619,7 +9856,7 @@
                     </pic:cNvPicPr>
                   </pic:nvPicPr>
                   <pic:blipFill>
-                    <a:blip r:embed="rId69" cstate="print"/>
+                    <a:blip r:embed="rId71" cstate="print"/>
                     <a:srcRect/>
                     <a:stretch>
                       <a:fillRect/>
@@ -9694,7 +9931,7 @@
                     </pic:cNvPicPr>
                   </pic:nvPicPr>
                   <pic:blipFill>
-                    <a:blip r:embed="rId70" cstate="print"/>
+                    <a:blip r:embed="rId72" cstate="print"/>
                     <a:srcRect/>
                     <a:stretch>
                       <a:fillRect/>
@@ -9731,20 +9968,20 @@
           <w:rFonts w:ascii="Times New Roman" w:hAnsi="Times New Roman" w:cs="Times New Roman"/>
         </w:rPr>
       </w:pPr>
-      <w:bookmarkStart w:id="57" w:name="_Toc503604374"/>
-      <w:bookmarkStart w:id="58" w:name="_Toc101826078"/>
-      <w:bookmarkStart w:id="59" w:name="_Toc162707397"/>
-      <w:bookmarkStart w:id="60" w:name="_Toc191794179"/>
+      <w:bookmarkStart w:id="58" w:name="_Toc503604374"/>
+      <w:bookmarkStart w:id="59" w:name="_Toc101826078"/>
+      <w:bookmarkStart w:id="60" w:name="_Toc162707397"/>
+      <w:bookmarkStart w:id="61" w:name="_Toc191794179"/>
       <w:r>
         <w:rPr>
           <w:rFonts w:ascii="Times New Roman" w:hAnsi="Times New Roman" w:cs="Times New Roman"/>
         </w:rPr>
         <w:t>Ściąga dla planistów: iKalendarze</w:t>
       </w:r>
-      <w:bookmarkEnd w:id="57"/>
       <w:bookmarkEnd w:id="58"/>
       <w:bookmarkEnd w:id="59"/>
       <w:bookmarkEnd w:id="60"/>
+      <w:bookmarkEnd w:id="61"/>
       <w:r>
         <w:rPr>
           <w:rFonts w:ascii="Times New Roman" w:hAnsi="Times New Roman" w:cs="Times New Roman"/>
@@ -9904,132 +10141,6 @@
             <wp:extent cx="716280" cy="297180"/>
             <wp:effectExtent l="0" t="0" r="7620" b="7620"/>
             <wp:docPr id="4" name="Obraz 4"/>
-            <wp:cNvGraphicFramePr>
-              <a:graphicFrameLocks xmlns:a="http://schemas.openxmlformats.org/drawingml/2006/main" noChangeAspect="1"/>
-            </wp:cNvGraphicFramePr>
-            <a:graphic xmlns:a="http://schemas.openxmlformats.org/drawingml/2006/main">
-              <a:graphicData uri="http://schemas.openxmlformats.org/drawingml/2006/picture">
-                <pic:pic xmlns:pic="http://schemas.openxmlformats.org/drawingml/2006/picture">
-                  <pic:nvPicPr>
-                    <pic:cNvPr id="0" name=""/>
-                    <pic:cNvPicPr/>
-                  </pic:nvPicPr>
-                  <pic:blipFill>
-                    <a:blip r:embed="rId71"/>
-                    <a:stretch>
-                      <a:fillRect/>
-                    </a:stretch>
-                  </pic:blipFill>
-                  <pic:spPr>
-                    <a:xfrm>
-                      <a:off x="0" y="0"/>
-                      <a:ext cx="716280" cy="297180"/>
-                    </a:xfrm>
-                    <a:prstGeom prst="rect">
-                      <a:avLst/>
-                    </a:prstGeom>
-                  </pic:spPr>
-                </pic:pic>
-              </a:graphicData>
-            </a:graphic>
-          </wp:inline>
-        </w:drawing>
-      </w:r>
-      <w:r>
-        <w:t xml:space="preserve">dostępnego w oknie ze szczegółami wykładowcy/grupy/zasobu lub funkcji </w:t>
-      </w:r>
-      <w:r>
-        <w:rPr>
-          <w:i/>
-        </w:rPr>
-        <w:t>Uprawnienia do obiektów</w:t>
-      </w:r>
-      <w:r>
-        <w:t>.</w:t>
-      </w:r>
-    </w:p>
-    <w:p/>
-    <w:p>
-      <w:r>
-        <w:t xml:space="preserve">Zmiana będzie widoczna jutro, synchronizacja odbywa się </w:t>
-      </w:r>
-      <w:r>
-        <w:t>każdego dnia</w:t>
-      </w:r>
-      <w:r>
-        <w:t xml:space="preserve"> w godzinach nocnych.</w:t>
-      </w:r>
-      <w:r>
-        <w:t xml:space="preserve"> Identyfikator publikowanych kalendarzy znajdziesz na stronie:</w:t>
-      </w:r>
-    </w:p>
-    <w:p>
-      <w:pPr>
-        <w:spacing w:after="240" w:line="360" w:lineRule="auto"/>
-        <w:rPr>
-          <w:rStyle w:val="Hipercze"/>
-        </w:rPr>
-      </w:pPr>
-      <w:hyperlink r:id="rId72" w:history="1">
-        <w:r>
-          <w:rPr>
-            <w:rStyle w:val="Hipercze"/>
-          </w:rPr>
-          <w:t>http://plansoft.org/wat/&lt;kod wydziału&gt;.</w:t>
-        </w:r>
-        <w:proofErr w:type="spellStart"/>
-        <w:r>
-          <w:rPr>
-            <w:rStyle w:val="Hipercze"/>
-          </w:rPr>
-          <w:t>html</w:t>
-        </w:r>
-        <w:proofErr w:type="spellEnd"/>
-      </w:hyperlink>
-    </w:p>
-    <w:p>
-      <w:pPr>
-        <w:spacing w:line="360" w:lineRule="auto"/>
-        <w:rPr>
-          <w:b/>
-        </w:rPr>
-      </w:pPr>
-      <w:r>
-        <w:rPr>
-          <w:b/>
-        </w:rPr>
-        <w:t>Krok 2 z 2 Udostępnij kalendarz</w:t>
-      </w:r>
-    </w:p>
-    <w:p>
-      <w:pPr>
-        <w:spacing w:after="240" w:line="360" w:lineRule="auto"/>
-      </w:pPr>
-      <w:r>
-        <w:t>Osoba, której udostępniany jest kalendarz musi mieć konto Google. Konto Google można założyć wpisując istniejący adres email (nie musi to być adres @gmail.com). W razie potrzeby poproś osobę o założenie konta Google i udostępniła swój adres email</w:t>
-      </w:r>
-      <w:r>
-        <w:t xml:space="preserve">. Zaloguj się do wydziałowego konta Google i uruchom kalendarze Google. Na liście kalendarzy odnajdź kalendarz do udostępnienia. </w:t>
-      </w:r>
-      <w:r>
-        <w:t xml:space="preserve">Za pomocą interfejsu Google udostępnij ręcznie kalendarz.  </w:t>
-      </w:r>
-    </w:p>
-    <w:p>
-      <w:pPr>
-        <w:spacing w:after="240" w:line="360" w:lineRule="auto"/>
-        <w:jc w:val="center"/>
-      </w:pPr>
-      <w:r>
-        <w:rPr>
-          <w:noProof/>
-          <w:lang w:eastAsia="pl-PL"/>
-        </w:rPr>
-        <w:drawing>
-          <wp:inline distT="0" distB="0" distL="0" distR="0" wp14:anchorId="3B0A336E" wp14:editId="1163E87E">
-            <wp:extent cx="3987098" cy="2982482"/>
-            <wp:effectExtent l="0" t="0" r="0" b="8890"/>
-            <wp:docPr id="2" name="Obraz 2"/>
             <wp:cNvGraphicFramePr>
               <a:graphicFrameLocks xmlns:a="http://schemas.openxmlformats.org/drawingml/2006/main" noChangeAspect="1"/>
             </wp:cNvGraphicFramePr>
@@ -10049,6 +10160,132 @@
                   <pic:spPr>
                     <a:xfrm>
                       <a:off x="0" y="0"/>
+                      <a:ext cx="716280" cy="297180"/>
+                    </a:xfrm>
+                    <a:prstGeom prst="rect">
+                      <a:avLst/>
+                    </a:prstGeom>
+                  </pic:spPr>
+                </pic:pic>
+              </a:graphicData>
+            </a:graphic>
+          </wp:inline>
+        </w:drawing>
+      </w:r>
+      <w:r>
+        <w:t xml:space="preserve">dostępnego w oknie ze szczegółami wykładowcy/grupy/zasobu lub funkcji </w:t>
+      </w:r>
+      <w:r>
+        <w:rPr>
+          <w:i/>
+        </w:rPr>
+        <w:t>Uprawnienia do obiektów</w:t>
+      </w:r>
+      <w:r>
+        <w:t>.</w:t>
+      </w:r>
+    </w:p>
+    <w:p/>
+    <w:p>
+      <w:r>
+        <w:t xml:space="preserve">Zmiana będzie widoczna jutro, synchronizacja odbywa się </w:t>
+      </w:r>
+      <w:r>
+        <w:t>każdego dnia</w:t>
+      </w:r>
+      <w:r>
+        <w:t xml:space="preserve"> w godzinach nocnych.</w:t>
+      </w:r>
+      <w:r>
+        <w:t xml:space="preserve"> Identyfikator publikowanych kalendarzy znajdziesz na stronie:</w:t>
+      </w:r>
+    </w:p>
+    <w:p>
+      <w:pPr>
+        <w:spacing w:after="240" w:line="360" w:lineRule="auto"/>
+        <w:rPr>
+          <w:rStyle w:val="Hipercze"/>
+        </w:rPr>
+      </w:pPr>
+      <w:hyperlink r:id="rId74" w:history="1">
+        <w:r>
+          <w:rPr>
+            <w:rStyle w:val="Hipercze"/>
+          </w:rPr>
+          <w:t>http://plansoft.org/wat/&lt;kod wydziału&gt;.</w:t>
+        </w:r>
+        <w:proofErr w:type="spellStart"/>
+        <w:r>
+          <w:rPr>
+            <w:rStyle w:val="Hipercze"/>
+          </w:rPr>
+          <w:t>html</w:t>
+        </w:r>
+        <w:proofErr w:type="spellEnd"/>
+      </w:hyperlink>
+    </w:p>
+    <w:p>
+      <w:pPr>
+        <w:spacing w:line="360" w:lineRule="auto"/>
+        <w:rPr>
+          <w:b/>
+        </w:rPr>
+      </w:pPr>
+      <w:r>
+        <w:rPr>
+          <w:b/>
+        </w:rPr>
+        <w:t>Krok 2 z 2 Udostępnij kalendarz</w:t>
+      </w:r>
+    </w:p>
+    <w:p>
+      <w:pPr>
+        <w:spacing w:after="240" w:line="360" w:lineRule="auto"/>
+      </w:pPr>
+      <w:r>
+        <w:t>Osoba, której udostępniany jest kalendarz musi mieć konto Google. Konto Google można założyć wpisując istniejący adres email (nie musi to być adres @gmail.com). W razie potrzeby poproś osobę o założenie konta Google i udostępniła swój adres email</w:t>
+      </w:r>
+      <w:r>
+        <w:t xml:space="preserve">. Zaloguj się do wydziałowego konta Google i uruchom kalendarze Google. Na liście kalendarzy odnajdź kalendarz do udostępnienia. </w:t>
+      </w:r>
+      <w:r>
+        <w:t xml:space="preserve">Za pomocą interfejsu Google udostępnij ręcznie kalendarz.  </w:t>
+      </w:r>
+    </w:p>
+    <w:p>
+      <w:pPr>
+        <w:spacing w:after="240" w:line="360" w:lineRule="auto"/>
+        <w:jc w:val="center"/>
+      </w:pPr>
+      <w:r>
+        <w:rPr>
+          <w:noProof/>
+          <w:lang w:eastAsia="pl-PL"/>
+        </w:rPr>
+        <w:drawing>
+          <wp:inline distT="0" distB="0" distL="0" distR="0" wp14:anchorId="3B0A336E" wp14:editId="1163E87E">
+            <wp:extent cx="3987098" cy="2982482"/>
+            <wp:effectExtent l="0" t="0" r="0" b="8890"/>
+            <wp:docPr id="2" name="Obraz 2"/>
+            <wp:cNvGraphicFramePr>
+              <a:graphicFrameLocks xmlns:a="http://schemas.openxmlformats.org/drawingml/2006/main" noChangeAspect="1"/>
+            </wp:cNvGraphicFramePr>
+            <a:graphic xmlns:a="http://schemas.openxmlformats.org/drawingml/2006/main">
+              <a:graphicData uri="http://schemas.openxmlformats.org/drawingml/2006/picture">
+                <pic:pic xmlns:pic="http://schemas.openxmlformats.org/drawingml/2006/picture">
+                  <pic:nvPicPr>
+                    <pic:cNvPr id="0" name=""/>
+                    <pic:cNvPicPr/>
+                  </pic:nvPicPr>
+                  <pic:blipFill>
+                    <a:blip r:embed="rId75"/>
+                    <a:stretch>
+                      <a:fillRect/>
+                    </a:stretch>
+                  </pic:blipFill>
+                  <pic:spPr>
+                    <a:xfrm>
+                      <a:off x="0" y="0"/>
                       <a:ext cx="3990177" cy="2984785"/>
                     </a:xfrm>
                     <a:prstGeom prst="rect">
@@ -10197,7 +10434,7 @@
       <w:r>
         <w:t xml:space="preserve"> Aktualizacja może potrwać do kilku dni, po zmianie zakresu dat aktywne subskrypcje nadal będą aktywne, nic tu nie trzeba robić. Zaleca się poinformowanie subskrybentów (wykładowców, studentów), że kalendarze Google są obecnie aktualizowane i mogą jeszcze zawierać nieaktualne informacje i aby korzystali z kalendarzy dopiero, gdy zakończy się aktualizacja, co można sprawdzić na stronie </w:t>
       </w:r>
-      <w:hyperlink r:id="rId74" w:history="1">
+      <w:hyperlink r:id="rId76" w:history="1">
         <w:r>
           <w:rPr>
             <w:rStyle w:val="Hipercze"/>
@@ -10254,7 +10491,7 @@
           <w:rStyle w:val="Hipercze"/>
         </w:rPr>
       </w:pPr>
-      <w:hyperlink r:id="rId75" w:history="1">
+      <w:hyperlink r:id="rId77" w:history="1">
         <w:r>
           <w:rPr>
             <w:rStyle w:val="Hipercze"/>
@@ -10291,7 +10528,7 @@
                     </pic:cNvPicPr>
                   </pic:nvPicPr>
                   <pic:blipFill>
-                    <a:blip r:embed="rId46">
+                    <a:blip r:embed="rId47">
                       <a:extLst>
                         <a:ext uri="{28A0092B-C50C-407E-A947-70E740481C1C}">
                           <a14:useLocalDpi xmlns:a14="http://schemas.microsoft.com/office/drawing/2010/main" val="0"/>
@@ -10356,7 +10593,6 @@
         </w:pBdr>
         <w:spacing w:after="240"/>
       </w:pPr>
-      <w:bookmarkStart w:id="61" w:name="_GoBack"/>
       <w:r>
         <w:t>Z</w:t>
       </w:r>
@@ -10367,7 +10603,6 @@
         <w:t>liczbę publikowanych kalendarzy, w kolejnym punkcie opisano jak kasować kalendarze.</w:t>
       </w:r>
     </w:p>
-    <w:bookmarkEnd w:id="61"/>
     <w:p>
       <w:pPr>
         <w:pBdr>
@@ -11041,7 +11276,7 @@
           <w:szCs w:val="27"/>
         </w:rPr>
       </w:pPr>
-      <w:hyperlink r:id="rId76" w:history="1">
+      <w:hyperlink r:id="rId78" w:history="1">
         <w:r>
           <w:rPr>
             <w:rStyle w:val="Hipercze"/>
@@ -11243,7 +11478,7 @@
           <w:u w:val="single"/>
         </w:rPr>
       </w:pPr>
-      <w:hyperlink r:id="rId77" w:history="1">
+      <w:hyperlink r:id="rId79" w:history="1">
         <w:r>
           <w:rPr>
             <w:rStyle w:val="Hipercze"/>
@@ -11442,7 +11677,7 @@
                     </pic:cNvPicPr>
                   </pic:nvPicPr>
                   <pic:blipFill>
-                    <a:blip r:embed="rId78">
+                    <a:blip r:embed="rId80">
                       <a:extLst>
                         <a:ext uri="{28A0092B-C50C-407E-A947-70E740481C1C}">
                           <a14:useLocalDpi xmlns:a14="http://schemas.microsoft.com/office/drawing/2010/main" val="0"/>
@@ -11691,7 +11926,7 @@
                     <pic:cNvPicPr/>
                   </pic:nvPicPr>
                   <pic:blipFill>
-                    <a:blip r:embed="rId79"/>
+                    <a:blip r:embed="rId81"/>
                     <a:stretch>
                       <a:fillRect/>
                     </a:stretch>
@@ -11755,7 +11990,7 @@
                     <pic:cNvPicPr/>
                   </pic:nvPicPr>
                   <pic:blipFill>
-                    <a:blip r:embed="rId80"/>
+                    <a:blip r:embed="rId82"/>
                     <a:stretch>
                       <a:fillRect/>
                     </a:stretch>
@@ -11889,7 +12124,7 @@
                     <pic:cNvPicPr/>
                   </pic:nvPicPr>
                   <pic:blipFill>
-                    <a:blip r:embed="rId81"/>
+                    <a:blip r:embed="rId83"/>
                     <a:stretch>
                       <a:fillRect/>
                     </a:stretch>
@@ -12130,120 +12365,6 @@
             <wp:extent cx="5943600" cy="2303780"/>
             <wp:effectExtent l="0" t="0" r="0" b="1270"/>
             <wp:docPr id="179" name="Picture 5"/>
-            <wp:cNvGraphicFramePr>
-              <a:graphicFrameLocks xmlns:a="http://schemas.openxmlformats.org/drawingml/2006/main" noChangeAspect="1"/>
-            </wp:cNvGraphicFramePr>
-            <a:graphic xmlns:a="http://schemas.openxmlformats.org/drawingml/2006/main">
-              <a:graphicData uri="http://schemas.openxmlformats.org/drawingml/2006/picture">
-                <pic:pic xmlns:pic="http://schemas.openxmlformats.org/drawingml/2006/picture">
-                  <pic:nvPicPr>
-                    <pic:cNvPr id="1" name=""/>
-                    <pic:cNvPicPr/>
-                  </pic:nvPicPr>
-                  <pic:blipFill>
-                    <a:blip r:embed="rId82"/>
-                    <a:stretch>
-                      <a:fillRect/>
-                    </a:stretch>
-                  </pic:blipFill>
-                  <pic:spPr>
-                    <a:xfrm>
-                      <a:off x="0" y="0"/>
-                      <a:ext cx="5943600" cy="2303780"/>
-                    </a:xfrm>
-                    <a:prstGeom prst="rect">
-                      <a:avLst/>
-                    </a:prstGeom>
-                  </pic:spPr>
-                </pic:pic>
-              </a:graphicData>
-            </a:graphic>
-          </wp:inline>
-        </w:drawing>
-      </w:r>
-    </w:p>
-    <w:p>
-      <w:pPr>
-        <w:spacing w:line="276" w:lineRule="auto"/>
-      </w:pPr>
-    </w:p>
-    <w:p>
-      <w:pPr>
-        <w:spacing w:line="276" w:lineRule="auto"/>
-        <w:rPr>
-          <w:sz w:val="8"/>
-          <w:szCs w:val="8"/>
-        </w:rPr>
-      </w:pPr>
-      <w:r>
-        <w:rPr>
-          <w:sz w:val="8"/>
-          <w:szCs w:val="8"/>
-        </w:rPr>
-        <w:t>Za pomocą tego liku możesz edytować diagram</w:t>
-      </w:r>
-    </w:p>
-    <w:p>
-      <w:pPr>
-        <w:spacing w:line="276" w:lineRule="auto"/>
-        <w:rPr>
-          <w:sz w:val="10"/>
-        </w:rPr>
-      </w:pPr>
-      <w:hyperlink r:id="rId83" w:history="1">
-        <w:r>
-          <w:rPr>
-            <w:rStyle w:val="Hipercze"/>
-            <w:sz w:val="10"/>
-          </w:rPr>
-          <w:t>https://www.planttext.com/?text=bPPDRzim38RFqw_WRccH1KYFwM4DrXwATLsmRYZG6sCfgInBD2mPXlthHoLsx2nEs-KaMFpIyr9KRdp08fGs4sAt4a9lOFAjgQ71L2LQWVR1QPKgg62PPzfWacfOPUWyRSACYkq5X5VbOF8RpOKGmByOucUeg6Z0OAQSH5wfJ9bGaDD9u-gTMSpIxtTvlfx6wsAk21mcshDTeajeKnnCSagnqWYUgpPaIyV51Y1OPqes-f_0dHCi7b5YsXT2bUv3GfaN75Cv3Yl91vMN_TvzHuPaeTOE1swE0WQ3N2u4JXcKnN1zs5QPLp1XtxwCtlNZ_BhVc5hZXprowpBzQUfWg69QGA5eQekPq6v3XMMf-N20hioeGiV8TsdEWEo9FlkczXmJKkK3zqtE9q5foidb_EBwn65Fut58uqEnhiPYEQatuyTz3tg7uoagBfif98nLOgXPtY-IJeqhyCfoKKMZuFxxyk7kyNRvw-NKZjOgjMMAi6iboIYZNAPG_bsGBzkCFFiHjx0zZGomb5Oxrhp0G4Nit2U6fMmvOZhvmLT7fV342YUS_x-LM54ymE2e8qOjF5R9nOvIV50WCuCvn1letXFizCiPGVTpOI3fqPmuah2W34VriGZb_auxJMumYix9SbwE3yZm1lvHx1rkBlzSUtqOzXwY62p5qMrOt58SWUqC-NmjMgi7jUMLE7S5uNA-0F62kQeS9xTnJ78f4L25ii54RQaDYf2LQ_1CUBfRzSQKQm-I9MeDPo2U8Q29h7mTojrpKnv6r1GC8uuNo9ThRufwpRcomPZSZx2I1vUi-Cgn62Z9QfvUk13psQV35nM94NY3VZZSk5Gga5-LgzadMPHRDXgwy2u_179eFnDl4BfYGYlkYSR6fuaP3ywYbPq1uwi3fbFsucwr7DnaA6DjmN0ZjSqsXNKDN4024JRvP0eyTVfGm6_K558qyLk5IG-aFduuabSkzyv9QBNbLvzo8MvupNy2_W80</w:t>
-        </w:r>
-      </w:hyperlink>
-    </w:p>
-    <w:p>
-      <w:pPr>
-        <w:spacing w:line="276" w:lineRule="auto"/>
-      </w:pPr>
-    </w:p>
-    <w:p>
-      <w:pPr>
-        <w:spacing w:line="276" w:lineRule="auto"/>
-        <w:rPr>
-          <w:sz w:val="8"/>
-          <w:szCs w:val="8"/>
-        </w:rPr>
-      </w:pPr>
-    </w:p>
-    <w:p>
-      <w:pPr>
-        <w:spacing w:line="276" w:lineRule="auto"/>
-        <w:rPr>
-          <w:b/>
-          <w:bCs/>
-        </w:rPr>
-      </w:pPr>
-      <w:r>
-        <w:rPr>
-          <w:b/>
-          <w:bCs/>
-        </w:rPr>
-        <w:t>Strona do wyszukiwania kalendarzy elektronicznych</w:t>
-      </w:r>
-    </w:p>
-    <w:p>
-      <w:pPr>
-        <w:spacing w:line="276" w:lineRule="auto"/>
-      </w:pPr>
-      <w:r>
-        <w:rPr>
-          <w:noProof/>
-          <w:lang w:eastAsia="pl-PL"/>
-        </w:rPr>
-        <w:drawing>
-          <wp:inline distT="0" distB="0" distL="0" distR="0" wp14:anchorId="787642C1" wp14:editId="6BEBD262">
-            <wp:extent cx="4450042" cy="3649415"/>
-            <wp:effectExtent l="0" t="0" r="8255" b="8255"/>
-            <wp:docPr id="180" name="Picture 2"/>
             <wp:cNvGraphicFramePr>
               <a:graphicFrameLocks xmlns:a="http://schemas.openxmlformats.org/drawingml/2006/main" noChangeAspect="1"/>
             </wp:cNvGraphicFramePr>
@@ -12263,6 +12384,120 @@
                   <pic:spPr>
                     <a:xfrm>
                       <a:off x="0" y="0"/>
+                      <a:ext cx="5943600" cy="2303780"/>
+                    </a:xfrm>
+                    <a:prstGeom prst="rect">
+                      <a:avLst/>
+                    </a:prstGeom>
+                  </pic:spPr>
+                </pic:pic>
+              </a:graphicData>
+            </a:graphic>
+          </wp:inline>
+        </w:drawing>
+      </w:r>
+    </w:p>
+    <w:p>
+      <w:pPr>
+        <w:spacing w:line="276" w:lineRule="auto"/>
+      </w:pPr>
+    </w:p>
+    <w:p>
+      <w:pPr>
+        <w:spacing w:line="276" w:lineRule="auto"/>
+        <w:rPr>
+          <w:sz w:val="8"/>
+          <w:szCs w:val="8"/>
+        </w:rPr>
+      </w:pPr>
+      <w:r>
+        <w:rPr>
+          <w:sz w:val="8"/>
+          <w:szCs w:val="8"/>
+        </w:rPr>
+        <w:t>Za pomocą tego liku możesz edytować diagram</w:t>
+      </w:r>
+    </w:p>
+    <w:p>
+      <w:pPr>
+        <w:spacing w:line="276" w:lineRule="auto"/>
+        <w:rPr>
+          <w:sz w:val="10"/>
+        </w:rPr>
+      </w:pPr>
+      <w:hyperlink r:id="rId85" w:history="1">
+        <w:r>
+          <w:rPr>
+            <w:rStyle w:val="Hipercze"/>
+            <w:sz w:val="10"/>
+          </w:rPr>
+          <w:t>https://www.planttext.com/?text=bPPDRzim38RFqw_WRccH1KYFwM4DrXwATLsmRYZG6sCfgInBD2mPXlthHoLsx2nEs-KaMFpIyr9KRdp08fGs4sAt4a9lOFAjgQ71L2LQWVR1QPKgg62PPzfWacfOPUWyRSACYkq5X5VbOF8RpOKGmByOucUeg6Z0OAQSH5wfJ9bGaDD9u-gTMSpIxtTvlfx6wsAk21mcshDTeajeKnnCSagnqWYUgpPaIyV51Y1OPqes-f_0dHCi7b5YsXT2bUv3GfaN75Cv3Yl91vMN_TvzHuPaeTOE1swE0WQ3N2u4JXcKnN1zs5QPLp1XtxwCtlNZ_BhVc5hZXprowpBzQUfWg69QGA5eQekPq6v3XMMf-N20hioeGiV8TsdEWEo9FlkczXmJKkK3zqtE9q5foidb_EBwn65Fut58uqEnhiPYEQatuyTz3tg7uoagBfif98nLOgXPtY-IJeqhyCfoKKMZuFxxyk7kyNRvw-NKZjOgjMMAi6iboIYZNAPG_bsGBzkCFFiHjx0zZGomb5Oxrhp0G4Nit2U6fMmvOZhvmLT7fV342YUS_x-LM54ymE2e8qOjF5R9nOvIV50WCuCvn1letXFizCiPGVTpOI3fqPmuah2W34VriGZb_auxJMumYix9SbwE3yZm1lvHx1rkBlzSUtqOzXwY62p5qMrOt58SWUqC-NmjMgi7jUMLE7S5uNA-0F62kQeS9xTnJ78f4L25ii54RQaDYf2LQ_1CUBfRzSQKQm-I9MeDPo2U8Q29h7mTojrpKnv6r1GC8uuNo9ThRufwpRcomPZSZx2I1vUi-Cgn62Z9QfvUk13psQV35nM94NY3VZZSk5Gga5-LgzadMPHRDXgwy2u_179eFnDl4BfYGYlkYSR6fuaP3ywYbPq1uwi3fbFsucwr7DnaA6DjmN0ZjSqsXNKDN4024JRvP0eyTVfGm6_K558qyLk5IG-aFduuabSkzyv9QBNbLvzo8MvupNy2_W80</w:t>
+        </w:r>
+      </w:hyperlink>
+    </w:p>
+    <w:p>
+      <w:pPr>
+        <w:spacing w:line="276" w:lineRule="auto"/>
+      </w:pPr>
+    </w:p>
+    <w:p>
+      <w:pPr>
+        <w:spacing w:line="276" w:lineRule="auto"/>
+        <w:rPr>
+          <w:sz w:val="8"/>
+          <w:szCs w:val="8"/>
+        </w:rPr>
+      </w:pPr>
+    </w:p>
+    <w:p>
+      <w:pPr>
+        <w:spacing w:line="276" w:lineRule="auto"/>
+        <w:rPr>
+          <w:b/>
+          <w:bCs/>
+        </w:rPr>
+      </w:pPr>
+      <w:r>
+        <w:rPr>
+          <w:b/>
+          <w:bCs/>
+        </w:rPr>
+        <w:t>Strona do wyszukiwania kalendarzy elektronicznych</w:t>
+      </w:r>
+    </w:p>
+    <w:p>
+      <w:pPr>
+        <w:spacing w:line="276" w:lineRule="auto"/>
+      </w:pPr>
+      <w:r>
+        <w:rPr>
+          <w:noProof/>
+          <w:lang w:eastAsia="pl-PL"/>
+        </w:rPr>
+        <w:drawing>
+          <wp:inline distT="0" distB="0" distL="0" distR="0" wp14:anchorId="787642C1" wp14:editId="6BEBD262">
+            <wp:extent cx="4450042" cy="3649415"/>
+            <wp:effectExtent l="0" t="0" r="8255" b="8255"/>
+            <wp:docPr id="180" name="Picture 2"/>
+            <wp:cNvGraphicFramePr>
+              <a:graphicFrameLocks xmlns:a="http://schemas.openxmlformats.org/drawingml/2006/main" noChangeAspect="1"/>
+            </wp:cNvGraphicFramePr>
+            <a:graphic xmlns:a="http://schemas.openxmlformats.org/drawingml/2006/main">
+              <a:graphicData uri="http://schemas.openxmlformats.org/drawingml/2006/picture">
+                <pic:pic xmlns:pic="http://schemas.openxmlformats.org/drawingml/2006/picture">
+                  <pic:nvPicPr>
+                    <pic:cNvPr id="1" name=""/>
+                    <pic:cNvPicPr/>
+                  </pic:nvPicPr>
+                  <pic:blipFill>
+                    <a:blip r:embed="rId86"/>
+                    <a:stretch>
+                      <a:fillRect/>
+                    </a:stretch>
+                  </pic:blipFill>
+                  <pic:spPr>
+                    <a:xfrm>
+                      <a:off x="0" y="0"/>
                       <a:ext cx="4453236" cy="3652034"/>
                     </a:xfrm>
                     <a:prstGeom prst="rect">
@@ -12320,7 +12555,7 @@
                     </pic:cNvPicPr>
                   </pic:nvPicPr>
                   <pic:blipFill>
-                    <a:blip r:embed="rId85" cstate="print">
+                    <a:blip r:embed="rId87" cstate="print">
                       <a:extLst>
                         <a:ext uri="{28A0092B-C50C-407E-A947-70E740481C1C}">
                           <a14:useLocalDpi xmlns:a14="http://schemas.microsoft.com/office/drawing/2010/main" val="0"/>
@@ -12419,7 +12654,7 @@
                     <pic:cNvPicPr/>
                   </pic:nvPicPr>
                   <pic:blipFill>
-                    <a:blip r:embed="rId86"/>
+                    <a:blip r:embed="rId88"/>
                     <a:stretch>
                       <a:fillRect/>
                     </a:stretch>
@@ -12441,9 +12676,9 @@
       </w:r>
     </w:p>
     <w:sectPr>
-      <w:headerReference w:type="default" r:id="rId87"/>
-      <w:footerReference w:type="even" r:id="rId88"/>
-      <w:footerReference w:type="default" r:id="rId89"/>
+      <w:headerReference w:type="default" r:id="rId89"/>
+      <w:footerReference w:type="even" r:id="rId90"/>
+      <w:footerReference w:type="default" r:id="rId91"/>
       <w:pgSz w:w="11906" w:h="16838"/>
       <w:pgMar w:top="883" w:right="1417" w:bottom="1417" w:left="1417" w:header="708" w:footer="708" w:gutter="0"/>
       <w:pgNumType w:start="1"/>
@@ -12544,7 +12779,7 @@
         <w:rStyle w:val="Numerstrony"/>
         <w:noProof/>
       </w:rPr>
-      <w:t>2</w:t>
+      <w:t>15</w:t>
     </w:r>
     <w:r>
       <w:rPr>
@@ -27637,7 +27872,7 @@
 </file>
 
 <file path=customXml/itemProps1.xml><?xml version="1.0" encoding="utf-8"?>
-<ds:datastoreItem xmlns:ds="http://schemas.openxmlformats.org/officeDocument/2006/customXml" ds:itemID="{61E5A84C-88E6-4FA8-BA6B-8394F2FB9209}">
+<ds:datastoreItem xmlns:ds="http://schemas.openxmlformats.org/officeDocument/2006/customXml" ds:itemID="{4E9A51E0-DFA3-4F1E-BDC7-E9E4C91573B7}">
   <ds:schemaRefs>
     <ds:schemaRef ds:uri="http://schemas.openxmlformats.org/officeDocument/2006/bibliography"/>
   </ds:schemaRefs>
